--- a/standard/wis2-notification-message-STABLE.docx
+++ b/standard/wis2-notification-message-STABLE.docx
@@ -39,7 +39,7 @@
         <w:pStyle w:val="Date"/>
       </w:pPr>
       <w:r>
-        <w:t xml:space="preserve">2025-01-17</w:t>
+        <w:t xml:space="preserve">2025-02-18</w:t>
       </w:r>
     </w:p>
     <w:p>
@@ -92,7 +92,7 @@
               <w:jc w:val="left"/>
             </w:pPr>
             <w:r>
-              <w:t xml:space="preserve">Date: 2025-01-17</w:t>
+              <w:t xml:space="preserve">Date: 2025-02-18</w:t>
             </w:r>
           </w:p>
         </w:tc>
@@ -118,7 +118,7 @@
               <w:jc w:val="left"/>
             </w:pPr>
             <w:r>
-              <w:t xml:space="preserve">Document location: TBD</w:t>
+              <w:t xml:space="preserve">Document status: STABLE</w:t>
             </w:r>
           </w:p>
         </w:tc>
@@ -131,8 +131,19 @@
               <w:jc w:val="left"/>
             </w:pPr>
             <w:r>
-              <w:t xml:space="preserve">Document status: STABLE</w:t>
-            </w:r>
+              <w:t xml:space="preserve">Document location:</w:t>
+            </w:r>
+            <w:r>
+              <w:t xml:space="preserve"> </w:t>
+            </w:r>
+            <w:hyperlink r:id="rId20">
+              <w:r>
+                <w:rPr>
+                  <w:rStyle w:val="Hyperlink"/>
+                </w:rPr>
+                <w:t xml:space="preserve">https://wmo-im.github.io/wis2-notification-message/standard/wis2-notification-message-STABLE.html</w:t>
+              </w:r>
+            </w:hyperlink>
           </w:p>
         </w:tc>
       </w:tr>
@@ -144,14 +155,19 @@
               <w:jc w:val="left"/>
             </w:pPr>
             <w:r>
-              <w:t xml:space="preserve">Standing Committee on Information Management and Technology (SC-IMT)</w:t>
-            </w:r>
-            <w:r>
-              <w:rPr>
-                <w:rStyle w:val="FootnoteReference"/>
-              </w:rPr>
-              <w:footnoteReference w:id="20"/>
-            </w:r>
+              <w:t xml:space="preserve">WMO publication location:</w:t>
+            </w:r>
+            <w:r>
+              <w:t xml:space="preserve"> </w:t>
+            </w:r>
+            <w:hyperlink r:id="rId21">
+              <w:r>
+                <w:rPr>
+                  <w:rStyle w:val="Hyperlink"/>
+                </w:rPr>
+                <w:t xml:space="preserve">https://library.wmo.int/idurl/4/68731</w:t>
+              </w:r>
+            </w:hyperlink>
           </w:p>
         </w:tc>
       </w:tr>
@@ -163,7 +179,7 @@
               <w:jc w:val="left"/>
             </w:pPr>
             <w:r>
-              <w:t xml:space="preserve">Commission for Observation, Infrastructure and Information Systems (INFCOM)</w:t>
+              <w:t xml:space="preserve">Standing Committee on Information Management and Technology (SC-IMT)</w:t>
             </w:r>
             <w:r>
               <w:rPr>
@@ -182,6 +198,25 @@
               <w:jc w:val="left"/>
             </w:pPr>
             <w:r>
+              <w:t xml:space="preserve">Commission for Observation, Infrastructure and Information Systems (INFCOM)</w:t>
+            </w:r>
+            <w:r>
+              <w:rPr>
+                <w:rStyle w:val="FootnoteReference"/>
+              </w:rPr>
+              <w:footnoteReference w:id="24"/>
+            </w:r>
+          </w:p>
+        </w:tc>
+      </w:tr>
+      <w:tr>
+        <w:tc>
+          <w:tcPr/>
+          <w:p>
+            <w:pPr>
+              <w:jc w:val="left"/>
+            </w:pPr>
+            <w:r>
               <w:t xml:space="preserve">Copyright © 2024 World Meteorological Organization (WMO)</w:t>
             </w:r>
           </w:p>
@@ -278,7 +313,7 @@
         <w:rPr>
           <w:rStyle w:val="FootnoteReference"/>
         </w:rPr>
-        <w:footnoteReference w:id="24"/>
+        <w:footnoteReference w:id="26"/>
       </w:r>
       <w:r>
         <w:t xml:space="preserve">.</w:t>
@@ -310,7 +345,7 @@
         <w:rPr>
           <w:rStyle w:val="FootnoteReference"/>
         </w:rPr>
-        <w:footnoteReference w:id="26"/>
+        <w:footnoteReference w:id="28"/>
       </w:r>
       <w:r>
         <w:t xml:space="preserve">) as</w:t>
@@ -348,7 +383,7 @@
         <w:rPr>
           <w:rStyle w:val="FootnoteReference"/>
         </w:rPr>
-        <w:footnoteReference w:id="28"/>
+        <w:footnoteReference w:id="30"/>
       </w:r>
       <w:r>
         <w:t xml:space="preserve"> </w:t>
@@ -363,7 +398,7 @@
         <w:rPr>
           <w:rStyle w:val="FootnoteReference"/>
         </w:rPr>
-        <w:footnoteReference w:id="30"/>
+        <w:footnoteReference w:id="32"/>
       </w:r>
       <w:r>
         <w:t xml:space="preserve"> </w:t>
@@ -384,7 +419,7 @@
         <w:rPr>
           <w:rStyle w:val="FootnoteReference"/>
         </w:rPr>
-        <w:footnoteReference w:id="32"/>
+        <w:footnoteReference w:id="34"/>
       </w:r>
       <w:r>
         <w:t xml:space="preserve">.</w:t>
@@ -444,7 +479,7 @@
         <w:rPr>
           <w:rStyle w:val="FootnoteReference"/>
         </w:rPr>
-        <w:footnoteReference w:id="34"/>
+        <w:footnoteReference w:id="36"/>
       </w:r>
       <w:r>
         <w:t xml:space="preserve">, exchanged data are classified as</w:t>
@@ -485,7 +520,7 @@
         <w:t xml:space="preserve">No security considerations have been made for this standard.</w:t>
       </w:r>
     </w:p>
-    <w:bookmarkStart w:id="36" w:name="Xc8210088bf4711be4456d26326179eb58b8f5b4"/>
+    <w:bookmarkStart w:id="38" w:name="Xc8210088bf4711be4456d26326179eb58b8f5b4"/>
     <w:p>
       <w:pPr>
         <w:pStyle w:val="Heading1"/>
@@ -566,8 +601,8 @@
         <w:t xml:space="preserve">This specification defines the conformance requirements for the WIS2 Notification Message Encoding. Annex A defines the abstract test suite.</w:t>
       </w:r>
     </w:p>
-    <w:bookmarkEnd w:id="36"/>
-    <w:bookmarkStart w:id="37" w:name="X859b073d7e5a95a337a680b453cd9ab10fc927d"/>
+    <w:bookmarkEnd w:id="38"/>
+    <w:bookmarkStart w:id="39" w:name="X859b073d7e5a95a337a680b453cd9ab10fc927d"/>
     <w:p>
       <w:pPr>
         <w:pStyle w:val="Heading1"/>
@@ -664,8 +699,8 @@
         <w:t xml:space="preserve">"WIS2 Notification Message Encoding Core"</w:t>
       </w:r>
     </w:p>
-    <w:bookmarkEnd w:id="37"/>
-    <w:bookmarkStart w:id="64" w:name="X7dc5ec89ace04afa0dfcc5c2c63a457bc733b57"/>
+    <w:bookmarkEnd w:id="39"/>
+    <w:bookmarkStart w:id="66" w:name="X7dc5ec89ace04afa0dfcc5c2c63a457bc733b57"/>
     <w:p>
       <w:pPr>
         <w:pStyle w:val="Heading1"/>
@@ -681,8 +716,8 @@
           <w:numId w:val="1002"/>
         </w:numPr>
       </w:pPr>
-      <w:bookmarkStart w:id="38" w:name="ogcapi-features"/>
-      <w:bookmarkEnd w:id="38"/>
+      <w:bookmarkStart w:id="40" w:name="ogcapi-features"/>
+      <w:bookmarkEnd w:id="40"/>
       <w:r>
         <w:t xml:space="preserve"> </w:t>
       </w:r>
@@ -696,7 +731,7 @@
         <w:rPr>
           <w:rStyle w:val="FootnoteReference"/>
         </w:rPr>
-        <w:footnoteReference w:id="39"/>
+        <w:footnoteReference w:id="41"/>
       </w:r>
     </w:p>
     <w:p>
@@ -706,8 +741,8 @@
           <w:numId w:val="1002"/>
         </w:numPr>
       </w:pPr>
-      <w:bookmarkStart w:id="41" w:name="rfc7946"/>
-      <w:bookmarkEnd w:id="41"/>
+      <w:bookmarkStart w:id="43" w:name="rfc7946"/>
+      <w:bookmarkEnd w:id="43"/>
       <w:r>
         <w:t xml:space="preserve"> </w:t>
       </w:r>
@@ -721,7 +756,7 @@
         <w:rPr>
           <w:rStyle w:val="FootnoteReference"/>
         </w:rPr>
-        <w:footnoteReference w:id="42"/>
+        <w:footnoteReference w:id="44"/>
       </w:r>
     </w:p>
     <w:p>
@@ -731,8 +766,8 @@
           <w:numId w:val="1002"/>
         </w:numPr>
       </w:pPr>
-      <w:bookmarkStart w:id="43" w:name="rfc8259"/>
-      <w:bookmarkEnd w:id="43"/>
+      <w:bookmarkStart w:id="45" w:name="rfc8259"/>
+      <w:bookmarkEnd w:id="45"/>
       <w:r>
         <w:t xml:space="preserve"> </w:t>
       </w:r>
@@ -746,7 +781,7 @@
         <w:rPr>
           <w:rStyle w:val="FootnoteReference"/>
         </w:rPr>
-        <w:footnoteReference w:id="44"/>
+        <w:footnoteReference w:id="46"/>
       </w:r>
     </w:p>
     <w:p>
@@ -756,8 +791,8 @@
           <w:numId w:val="1002"/>
         </w:numPr>
       </w:pPr>
-      <w:bookmarkStart w:id="46" w:name="rfc3339"/>
-      <w:bookmarkEnd w:id="46"/>
+      <w:bookmarkStart w:id="48" w:name="rfc3339"/>
+      <w:bookmarkEnd w:id="48"/>
       <w:r>
         <w:t xml:space="preserve"> </w:t>
       </w:r>
@@ -771,7 +806,7 @@
         <w:rPr>
           <w:rStyle w:val="FootnoteReference"/>
         </w:rPr>
-        <w:footnoteReference w:id="47"/>
+        <w:footnoteReference w:id="49"/>
       </w:r>
     </w:p>
     <w:p>
@@ -781,8 +816,8 @@
           <w:numId w:val="1002"/>
         </w:numPr>
       </w:pPr>
-      <w:bookmarkStart w:id="49" w:name="rfc4122"/>
-      <w:bookmarkEnd w:id="49"/>
+      <w:bookmarkStart w:id="51" w:name="rfc4122"/>
+      <w:bookmarkEnd w:id="51"/>
       <w:r>
         <w:t xml:space="preserve"> </w:t>
       </w:r>
@@ -796,7 +831,7 @@
         <w:rPr>
           <w:rStyle w:val="FootnoteReference"/>
         </w:rPr>
-        <w:footnoteReference w:id="50"/>
+        <w:footnoteReference w:id="52"/>
       </w:r>
     </w:p>
     <w:p>
@@ -816,7 +851,7 @@
         <w:rPr>
           <w:rStyle w:val="FootnoteReference"/>
         </w:rPr>
-        <w:footnoteReference w:id="52"/>
+        <w:footnoteReference w:id="54"/>
       </w:r>
     </w:p>
     <w:p>
@@ -836,7 +871,7 @@
         <w:rPr>
           <w:rStyle w:val="FootnoteReference"/>
         </w:rPr>
-        <w:footnoteReference w:id="53"/>
+        <w:footnoteReference w:id="55"/>
       </w:r>
     </w:p>
     <w:p>
@@ -856,7 +891,7 @@
         <w:rPr>
           <w:rStyle w:val="FootnoteReference"/>
         </w:rPr>
-        <w:footnoteReference w:id="54"/>
+        <w:footnoteReference w:id="56"/>
       </w:r>
     </w:p>
     <w:p>
@@ -876,7 +911,7 @@
         <w:rPr>
           <w:rStyle w:val="FootnoteReference"/>
         </w:rPr>
-        <w:footnoteReference w:id="56"/>
+        <w:footnoteReference w:id="58"/>
       </w:r>
     </w:p>
     <w:p>
@@ -886,8 +921,8 @@
           <w:numId w:val="1002"/>
         </w:numPr>
       </w:pPr>
-      <w:bookmarkStart w:id="58" w:name="json-schema"/>
-      <w:bookmarkEnd w:id="58"/>
+      <w:bookmarkStart w:id="60" w:name="json-schema"/>
+      <w:bookmarkEnd w:id="60"/>
       <w:r>
         <w:t xml:space="preserve"> </w:t>
       </w:r>
@@ -901,7 +936,7 @@
         <w:rPr>
           <w:rStyle w:val="FootnoteReference"/>
         </w:rPr>
-        <w:footnoteReference w:id="59"/>
+        <w:footnoteReference w:id="61"/>
       </w:r>
     </w:p>
     <w:p>
@@ -911,8 +946,8 @@
           <w:numId w:val="1002"/>
         </w:numPr>
       </w:pPr>
-      <w:bookmarkStart w:id="61" w:name="wis2-topic-hierarchy"/>
-      <w:bookmarkEnd w:id="61"/>
+      <w:bookmarkStart w:id="63" w:name="wis2-topic-hierarchy"/>
+      <w:bookmarkEnd w:id="63"/>
       <w:r>
         <w:t xml:space="preserve"> </w:t>
       </w:r>
@@ -926,11 +961,11 @@
         <w:rPr>
           <w:rStyle w:val="FootnoteReference"/>
         </w:rPr>
-        <w:footnoteReference w:id="62"/>
-      </w:r>
-    </w:p>
-    <w:bookmarkEnd w:id="64"/>
-    <w:bookmarkStart w:id="68" w:name="Xf17c8383fae2ebb7cd7431905910c5a97b905d8"/>
+        <w:footnoteReference w:id="64"/>
+      </w:r>
+    </w:p>
+    <w:bookmarkEnd w:id="66"/>
+    <w:bookmarkStart w:id="70" w:name="Xf17c8383fae2ebb7cd7431905910c5a97b905d8"/>
     <w:p>
       <w:pPr>
         <w:pStyle w:val="Heading1"/>
@@ -949,7 +984,7 @@
       <w:r>
         <w:t xml:space="preserve"> </w:t>
       </w:r>
-      <w:hyperlink r:id="rId65">
+      <w:hyperlink r:id="rId67">
         <w:r>
           <w:rPr>
             <w:rStyle w:val="Hyperlink"/>
@@ -968,7 +1003,7 @@
       <w:r>
         <w:t xml:space="preserve">This document also uses terms defined in the OGC Standard for Modular specifications (</w:t>
       </w:r>
-      <w:hyperlink r:id="rId66">
+      <w:hyperlink r:id="rId68">
         <w:r>
           <w:rPr>
             <w:rStyle w:val="Hyperlink"/>
@@ -988,7 +1023,7 @@
         <w:t xml:space="preserve">The following additional terms and definitions also apply.</w:t>
       </w:r>
     </w:p>
-    <w:bookmarkStart w:id="67" w:name="X54e275d746a583d0fab5702dec00410ae636698"/>
+    <w:bookmarkStart w:id="69" w:name="X54e275d746a583d0fab5702dec00410ae636698"/>
     <w:p>
       <w:pPr>
         <w:pStyle w:val="Heading2"/>
@@ -1671,9 +1706,9 @@
         </w:tc>
       </w:tr>
     </w:tbl>
-    <w:bookmarkEnd w:id="67"/>
-    <w:bookmarkEnd w:id="68"/>
-    <w:bookmarkStart w:id="80" w:name="X092135ba5a88783865c456c6e3593fb42502819"/>
+    <w:bookmarkEnd w:id="69"/>
+    <w:bookmarkEnd w:id="70"/>
+    <w:bookmarkStart w:id="82" w:name="X092135ba5a88783865c456c6e3593fb42502819"/>
     <w:p>
       <w:pPr>
         <w:pStyle w:val="Heading1"/>
@@ -1690,7 +1725,7 @@
         <w:t xml:space="preserve">This section provides details and examples for any conventions used in the document. Examples of conventions are symbols, abbreviations, use of JSON schema, or special notes regarding how to read the document.</w:t>
       </w:r>
     </w:p>
-    <w:bookmarkStart w:id="70" w:name="Xd36e39716b76592b350f106ac5ed38f15d24141"/>
+    <w:bookmarkStart w:id="72" w:name="Xd36e39716b76592b350f106ac5ed38f15d24141"/>
     <w:p>
       <w:pPr>
         <w:pStyle w:val="Heading2"/>
@@ -1711,7 +1746,7 @@
       <w:pPr>
         <w:pStyle w:val="BodyText"/>
       </w:pPr>
-      <w:hyperlink r:id="rId69">
+      <w:hyperlink r:id="rId71">
         <w:r>
           <w:rPr>
             <w:rStyle w:val="Hyperlink"/>
@@ -1728,8 +1763,8 @@
         <w:t xml:space="preserve">All requirements and conformance tests that appear in this document are denoted by partial URIs which are relative to this base.</w:t>
       </w:r>
     </w:p>
-    <w:bookmarkEnd w:id="70"/>
-    <w:bookmarkStart w:id="72" w:name="X70860ddc704121b08ffd7850543538547ce4efd"/>
+    <w:bookmarkEnd w:id="72"/>
+    <w:bookmarkStart w:id="74" w:name="X70860ddc704121b08ffd7850543538547ce4efd"/>
     <w:p>
       <w:pPr>
         <w:pStyle w:val="Heading2"/>
@@ -1756,7 +1791,7 @@
       <w:r>
         <w:t xml:space="preserve"> </w:t>
       </w:r>
-      <w:hyperlink r:id="rId71">
+      <w:hyperlink r:id="rId73">
         <w:r>
           <w:rPr>
             <w:rStyle w:val="Hyperlink"/>
@@ -1765,8 +1800,8 @@
         </w:r>
       </w:hyperlink>
     </w:p>
-    <w:bookmarkEnd w:id="72"/>
-    <w:bookmarkStart w:id="74" w:name="X51ea2dcbbf0dc3858aa5637c32a54d26159edc1"/>
+    <w:bookmarkEnd w:id="74"/>
+    <w:bookmarkStart w:id="76" w:name="X51ea2dcbbf0dc3858aa5637c32a54d26159edc1"/>
     <w:p>
       <w:pPr>
         <w:pStyle w:val="Heading2"/>
@@ -1785,7 +1820,7 @@
       <w:r>
         <w:t xml:space="preserve"> </w:t>
       </w:r>
-      <w:hyperlink r:id="rId73">
+      <w:hyperlink r:id="rId75">
         <w:r>
           <w:rPr>
             <w:rStyle w:val="Hyperlink"/>
@@ -1794,8 +1829,8 @@
         </w:r>
       </w:hyperlink>
     </w:p>
-    <w:bookmarkEnd w:id="74"/>
-    <w:bookmarkStart w:id="79" w:name="Xdb1c944d8a2f930464777656f10fba2a74d95df"/>
+    <w:bookmarkEnd w:id="76"/>
+    <w:bookmarkStart w:id="81" w:name="Xdb1c944d8a2f930464777656f10fba2a74d95df"/>
     <w:p>
       <w:pPr>
         <w:pStyle w:val="Heading2"/>
@@ -1818,7 +1853,7 @@
         <w:rPr>
           <w:rStyle w:val="FootnoteReference"/>
         </w:rPr>
-        <w:footnoteReference w:id="75"/>
+        <w:footnoteReference w:id="77"/>
       </w:r>
       <w:r>
         <w:t xml:space="preserve"> </w:t>
@@ -1839,7 +1874,7 @@
         <w:rPr>
           <w:rStyle w:val="FootnoteReference"/>
         </w:rPr>
-        <w:footnoteReference w:id="76"/>
+        <w:footnoteReference w:id="78"/>
       </w:r>
       <w:r>
         <w:t xml:space="preserve">.</w:t>
@@ -1859,7 +1894,7 @@
         <w:t xml:space="preserve">Metadata record instances are always defined as JSON.</w:t>
       </w:r>
     </w:p>
-    <w:bookmarkStart w:id="78" w:name="X873b3bd47afe22cde5c685cb3fe5a2875dd5f04"/>
+    <w:bookmarkStart w:id="80" w:name="X873b3bd47afe22cde5c685cb3fe5a2875dd5f04"/>
     <w:p>
       <w:pPr>
         <w:pStyle w:val="Heading3"/>
@@ -1915,10 +1950,10 @@
         <w:t xml:space="preserve">"test123"</w:t>
       </w:r>
     </w:p>
-    <w:bookmarkEnd w:id="78"/>
-    <w:bookmarkEnd w:id="79"/>
     <w:bookmarkEnd w:id="80"/>
-    <w:bookmarkStart w:id="85" w:name="X1ea7cbd003469405f98a7976943980a7b23bcee"/>
+    <w:bookmarkEnd w:id="81"/>
+    <w:bookmarkEnd w:id="82"/>
+    <w:bookmarkStart w:id="87" w:name="X1ea7cbd003469405f98a7976943980a7b23bcee"/>
     <w:p>
       <w:pPr>
         <w:pStyle w:val="Heading1"/>
@@ -1951,7 +1986,7 @@
         <w:t xml:space="preserve">A WNM provides notification metadata about data or metadata published to WIS2, including when the data was published, its spatial and temporal characteristics, and where to access and download.</w:t>
       </w:r>
     </w:p>
-    <w:bookmarkStart w:id="81" w:name="Xa3fd0e4e12e8010a05274afe27077c2f787abb3"/>
+    <w:bookmarkStart w:id="83" w:name="Xa3fd0e4e12e8010a05274afe27077c2f787abb3"/>
     <w:p>
       <w:pPr>
         <w:pStyle w:val="Heading2"/>
@@ -1992,8 +2027,8 @@
         <w:t xml:space="preserve">ecosystem and beyond.</w:t>
       </w:r>
     </w:p>
-    <w:bookmarkEnd w:id="81"/>
-    <w:bookmarkStart w:id="84" w:name="X5684288ff8c3f39bb718ea51d04f8a65bb45d42"/>
+    <w:bookmarkEnd w:id="83"/>
+    <w:bookmarkStart w:id="86" w:name="X5684288ff8c3f39bb718ea51d04f8a65bb45d42"/>
     <w:p>
       <w:pPr>
         <w:pStyle w:val="Heading2"/>
@@ -2016,7 +2051,7 @@
         <w:t xml:space="preserve">development of this specification:</w:t>
       </w:r>
     </w:p>
-    <w:bookmarkStart w:id="82" w:name="X07b6d1377a942f94625d7d91049f25dee394ba8"/>
+    <w:bookmarkStart w:id="84" w:name="X07b6d1377a942f94625d7d91049f25dee394ba8"/>
     <w:p>
       <w:pPr>
         <w:pStyle w:val="Heading3"/>
@@ -2045,8 +2080,8 @@
         <w:t xml:space="preserve">and spatiotemporal extents of a data granule.</w:t>
       </w:r>
     </w:p>
-    <w:bookmarkEnd w:id="82"/>
-    <w:bookmarkStart w:id="83" w:name="X98aba4b210b44a79964bb38120129c34ef139ac"/>
+    <w:bookmarkEnd w:id="84"/>
+    <w:bookmarkStart w:id="85" w:name="X98aba4b210b44a79964bb38120129c34ef139ac"/>
     <w:p>
       <w:pPr>
         <w:pStyle w:val="Heading3"/>
@@ -2081,10 +2116,10 @@
         <w:t xml:space="preserve">messages.</w:t>
       </w:r>
     </w:p>
-    <w:bookmarkEnd w:id="83"/>
-    <w:bookmarkEnd w:id="84"/>
     <w:bookmarkEnd w:id="85"/>
-    <w:bookmarkStart w:id="111" w:name="Xb67e1b85d988f58bd97f4550ebd67b066607b3b"/>
+    <w:bookmarkEnd w:id="86"/>
+    <w:bookmarkEnd w:id="87"/>
+    <w:bookmarkStart w:id="112" w:name="Xb67e1b85d988f58bd97f4550ebd67b066607b3b"/>
     <w:p>
       <w:pPr>
         <w:pStyle w:val="Heading1"/>
@@ -2103,7 +2138,7 @@
       <w:r>
         <w:t xml:space="preserve"> </w:t>
       </w:r>
-      <w:hyperlink r:id="rId86">
+      <w:hyperlink r:id="rId21">
         <w:r>
           <w:rPr>
             <w:rStyle w:val="Hyperlink"/>
@@ -2168,7 +2203,7 @@
         <w:t xml:space="preserve">text in this document.</w:t>
       </w:r>
     </w:p>
-    <w:bookmarkStart w:id="110" w:name="Xc611a964beb495a3176cf5648cb298f9a790efa"/>
+    <w:bookmarkStart w:id="111" w:name="Xc611a964beb495a3176cf5648cb298f9a790efa"/>
     <w:p>
       <w:pPr>
         <w:pStyle w:val="Heading2"/>
@@ -2206,7 +2241,7 @@
             <w:pPr>
               <w:jc w:val="left"/>
             </w:pPr>
-            <w:hyperlink r:id="rId87">
+            <w:hyperlink r:id="rId88">
               <w:r>
                 <w:rPr>
                   <w:rStyle w:val="Hyperlink"/>
@@ -2262,7 +2297,7 @@
             <w:r>
               <w:t xml:space="preserve">The JavaScript Object Notation (JSON) Data Interchange Format (</w:t>
             </w:r>
-            <w:hyperlink r:id="rId45">
+            <w:hyperlink r:id="rId47">
               <w:r>
                 <w:rPr>
                   <w:rStyle w:val="Hyperlink"/>
@@ -2294,7 +2329,7 @@
             <w:pPr>
               <w:jc w:val="left"/>
             </w:pPr>
-            <w:hyperlink r:id="rId88">
+            <w:hyperlink r:id="rId89">
               <w:r>
                 <w:rPr>
                   <w:rStyle w:val="Hyperlink"/>
@@ -2332,7 +2367,7 @@
             <w:r>
               <w:t xml:space="preserve">The GeoJSON Format (</w:t>
             </w:r>
-            <w:hyperlink r:id="rId27">
+            <w:hyperlink r:id="rId29">
               <w:r>
                 <w:rPr>
                   <w:rStyle w:val="Hyperlink"/>
@@ -2367,7 +2402,7 @@
             <w:r>
               <w:t xml:space="preserve">OGC API – Features – Part 1: Core corrigendum (</w:t>
             </w:r>
-            <w:hyperlink r:id="rId40">
+            <w:hyperlink r:id="rId42">
               <w:r>
                 <w:rPr>
                   <w:rStyle w:val="Hyperlink"/>
@@ -2406,7 +2441,7 @@
         </w:tc>
       </w:tr>
     </w:tbl>
-    <w:bookmarkStart w:id="89" w:name="X6882ee2305ed0bcb4e6f62874ab8aa8c3d945bc"/>
+    <w:bookmarkStart w:id="90" w:name="X6882ee2305ed0bcb4e6f62874ab8aa8c3d945bc"/>
     <w:p>
       <w:pPr>
         <w:pStyle w:val="Heading3"/>
@@ -3468,8 +3503,8 @@
         </w:tc>
       </w:tr>
     </w:tbl>
-    <w:bookmarkEnd w:id="89"/>
-    <w:bookmarkStart w:id="90" w:name="Xb75c14c5d2e3b60110f747399affb25c401f48c"/>
+    <w:bookmarkEnd w:id="90"/>
+    <w:bookmarkStart w:id="91" w:name="Xb75c14c5d2e3b60110f747399affb25c401f48c"/>
     <w:p>
       <w:pPr>
         <w:pStyle w:val="Heading3"/>
@@ -3568,8 +3603,8 @@
         </w:tc>
       </w:tr>
     </w:tbl>
-    <w:bookmarkEnd w:id="90"/>
-    <w:bookmarkStart w:id="91" w:name="Xa869681d85fd7706ea5b98def01c440bfbe35ed"/>
+    <w:bookmarkEnd w:id="91"/>
+    <w:bookmarkStart w:id="92" w:name="Xa869681d85fd7706ea5b98def01c440bfbe35ed"/>
     <w:p>
       <w:pPr>
         <w:pStyle w:val="Heading3"/>
@@ -3815,8 +3850,8 @@
         </w:tc>
       </w:tr>
     </w:tbl>
-    <w:bookmarkEnd w:id="91"/>
-    <w:bookmarkStart w:id="92" w:name="X74cc74bc02f757de14b8deb0a232013febf3650"/>
+    <w:bookmarkEnd w:id="92"/>
+    <w:bookmarkStart w:id="93" w:name="X74cc74bc02f757de14b8deb0a232013febf3650"/>
     <w:p>
       <w:pPr>
         <w:pStyle w:val="Heading3"/>
@@ -3832,7 +3867,7 @@
       <w:r>
         <w:t xml:space="preserve">A universally unique identifier of the message is generated by the originator of the message, using the UUID standard (</w:t>
       </w:r>
-      <w:hyperlink r:id="rId51">
+      <w:hyperlink r:id="rId53">
         <w:r>
           <w:rPr>
             <w:rStyle w:val="Hyperlink"/>
@@ -3995,8 +4030,8 @@
         </w:tc>
       </w:tr>
     </w:tbl>
-    <w:bookmarkEnd w:id="92"/>
-    <w:bookmarkStart w:id="93" w:name="X27aaf728e63e69f79a0a3b6cc036a0206f9026d"/>
+    <w:bookmarkEnd w:id="93"/>
+    <w:bookmarkStart w:id="94" w:name="X27aaf728e63e69f79a0a3b6cc036a0206f9026d"/>
     <w:p>
       <w:pPr>
         <w:pStyle w:val="Heading3"/>
@@ -4280,8 +4315,8 @@
         </w:tc>
       </w:tr>
     </w:tbl>
-    <w:bookmarkEnd w:id="93"/>
-    <w:bookmarkStart w:id="94" w:name="X2386e880664cb2a3180b6182e1b97c1a4fdcd9b"/>
+    <w:bookmarkEnd w:id="94"/>
+    <w:bookmarkStart w:id="95" w:name="X2386e880664cb2a3180b6182e1b97c1a4fdcd9b"/>
     <w:p>
       <w:pPr>
         <w:pStyle w:val="Heading3"/>
@@ -4545,8 +4580,8 @@
         </w:tc>
       </w:tr>
     </w:tbl>
-    <w:bookmarkEnd w:id="94"/>
-    <w:bookmarkStart w:id="95" w:name="Xf64c755b306fc29233c94309f21a962fcccdc2e"/>
+    <w:bookmarkEnd w:id="95"/>
+    <w:bookmarkStart w:id="96" w:name="Xf64c755b306fc29233c94309f21a962fcccdc2e"/>
     <w:p>
       <w:pPr>
         <w:pStyle w:val="Heading3"/>
@@ -5815,8 +5850,8 @@
         </w:tc>
       </w:tr>
     </w:tbl>
-    <w:bookmarkEnd w:id="95"/>
-    <w:bookmarkStart w:id="96" w:name="Xde44da0093c53a744ce00b6f22ab13334013d9d"/>
+    <w:bookmarkEnd w:id="96"/>
+    <w:bookmarkStart w:id="97" w:name="Xde44da0093c53a744ce00b6f22ab13334013d9d"/>
     <w:p>
       <w:pPr>
         <w:pStyle w:val="Heading3"/>
@@ -6353,8 +6388,8 @@
         </w:tc>
       </w:tr>
     </w:tbl>
-    <w:bookmarkEnd w:id="96"/>
-    <w:bookmarkStart w:id="97" w:name="X32b566b8ff75c508f951c00666ea625b34d8468"/>
+    <w:bookmarkEnd w:id="97"/>
+    <w:bookmarkStart w:id="98" w:name="X32b566b8ff75c508f951c00666ea625b34d8468"/>
     <w:p>
       <w:pPr>
         <w:pStyle w:val="Heading3"/>
@@ -6779,8 +6814,8 @@
         </w:tc>
       </w:tr>
     </w:tbl>
-    <w:bookmarkEnd w:id="97"/>
-    <w:bookmarkStart w:id="98" w:name="Xea8877ccaede6afe0fedc39843f37a1761c0cf6"/>
+    <w:bookmarkEnd w:id="98"/>
+    <w:bookmarkStart w:id="99" w:name="Xea8877ccaede6afe0fedc39843f37a1761c0cf6"/>
     <w:p>
       <w:pPr>
         <w:pStyle w:val="Heading3"/>
@@ -7091,8 +7126,8 @@
         </w:tc>
       </w:tr>
     </w:tbl>
-    <w:bookmarkEnd w:id="98"/>
-    <w:bookmarkStart w:id="99" w:name="Xd350613b06dbee8bee9f5c6463e57b5694ab63c"/>
+    <w:bookmarkEnd w:id="99"/>
+    <w:bookmarkStart w:id="100" w:name="Xd350613b06dbee8bee9f5c6463e57b5694ab63c"/>
     <w:p>
       <w:pPr>
         <w:pStyle w:val="Heading3"/>
@@ -7310,8 +7345,8 @@
         </w:tc>
       </w:tr>
     </w:tbl>
-    <w:bookmarkEnd w:id="99"/>
-    <w:bookmarkStart w:id="100" w:name="Xb08759cc6803586e227f957d68f6820813636dc"/>
+    <w:bookmarkEnd w:id="100"/>
+    <w:bookmarkStart w:id="101" w:name="Xb08759cc6803586e227f957d68f6820813636dc"/>
     <w:p>
       <w:pPr>
         <w:pStyle w:val="Heading3"/>
@@ -7974,8 +8009,8 @@
         </w:tc>
       </w:tr>
     </w:tbl>
-    <w:bookmarkEnd w:id="100"/>
-    <w:bookmarkStart w:id="101" w:name="Xc98c596425173215afe8bced63510c3d0814255"/>
+    <w:bookmarkEnd w:id="101"/>
+    <w:bookmarkStart w:id="102" w:name="Xc98c596425173215afe8bced63510c3d0814255"/>
     <w:p>
       <w:pPr>
         <w:pStyle w:val="Heading3"/>
@@ -8224,8 +8259,8 @@
         </w:tc>
       </w:tr>
     </w:tbl>
-    <w:bookmarkEnd w:id="101"/>
-    <w:bookmarkStart w:id="102" w:name="X5c1fe51a8fc4cc9f917ed22ebadbf84390c14ed"/>
+    <w:bookmarkEnd w:id="102"/>
+    <w:bookmarkStart w:id="103" w:name="X5c1fe51a8fc4cc9f917ed22ebadbf84390c14ed"/>
     <w:p>
       <w:pPr>
         <w:pStyle w:val="Heading3"/>
@@ -8759,8 +8794,8 @@
         </w:tc>
       </w:tr>
     </w:tbl>
-    <w:bookmarkEnd w:id="102"/>
-    <w:bookmarkStart w:id="104" w:name="X982afbb6a200262a4b3ab05e0b9440ff91cfa08"/>
+    <w:bookmarkEnd w:id="103"/>
+    <w:bookmarkStart w:id="105" w:name="X982afbb6a200262a4b3ab05e0b9440ff91cfa08"/>
     <w:p>
       <w:pPr>
         <w:pStyle w:val="Heading3"/>
@@ -8868,7 +8903,7 @@
       <w:r>
         <w:t xml:space="preserve"> </w:t>
       </w:r>
-      <w:hyperlink r:id="rId103">
+      <w:hyperlink r:id="rId104">
         <w:r>
           <w:rPr>
             <w:rStyle w:val="Hyperlink"/>
@@ -9509,8 +9544,8 @@
         </w:tc>
       </w:tr>
     </w:tbl>
-    <w:bookmarkEnd w:id="104"/>
-    <w:bookmarkStart w:id="108" w:name="X3caa111b54983126b84da96b0e81deae1357b85"/>
+    <w:bookmarkEnd w:id="105"/>
+    <w:bookmarkStart w:id="109" w:name="X3caa111b54983126b84da96b0e81deae1357b85"/>
     <w:p>
       <w:pPr>
         <w:pStyle w:val="Heading3"/>
@@ -9604,7 +9639,7 @@
       <w:r>
         <w:t xml:space="preserve"> </w:t>
       </w:r>
-      <w:hyperlink r:id="rId105">
+      <w:hyperlink r:id="rId106">
         <w:r>
           <w:rPr>
             <w:rStyle w:val="Hyperlink"/>
@@ -9621,7 +9656,7 @@
       <w:r>
         <w:t xml:space="preserve"> </w:t>
       </w:r>
-      <w:hyperlink r:id="rId106">
+      <w:hyperlink r:id="rId107">
         <w:r>
           <w:rPr>
             <w:rStyle w:val="Hyperlink"/>
@@ -10841,7 +10876,7 @@
         </w:tc>
       </w:tr>
     </w:tbl>
-    <w:bookmarkStart w:id="107" w:name="X98a51ed2cc3441b9d42b86f40e03ac4860ba24d"/>
+    <w:bookmarkStart w:id="108" w:name="X98a51ed2cc3441b9d42b86f40e03ac4860ba24d"/>
     <w:p>
       <w:pPr>
         <w:pStyle w:val="Heading4"/>
@@ -11277,9 +11312,9 @@
         <w:t xml:space="preserve">]</w:t>
       </w:r>
     </w:p>
-    <w:bookmarkEnd w:id="107"/>
     <w:bookmarkEnd w:id="108"/>
-    <w:bookmarkStart w:id="109" w:name="X022cbf01363e6768b36082c007b35273f46b33a"/>
+    <w:bookmarkEnd w:id="109"/>
+    <w:bookmarkStart w:id="110" w:name="X022cbf01363e6768b36082c007b35273f46b33a"/>
     <w:p>
       <w:pPr>
         <w:pStyle w:val="Heading3"/>
@@ -11566,10 +11601,10 @@
         </w:tc>
       </w:tr>
     </w:tbl>
-    <w:bookmarkEnd w:id="109"/>
     <w:bookmarkEnd w:id="110"/>
     <w:bookmarkEnd w:id="111"/>
-    <w:bookmarkStart w:id="115" w:name="X133e8e443d328ab41d15b031608daaa7d79f528"/>
+    <w:bookmarkEnd w:id="112"/>
+    <w:bookmarkStart w:id="116" w:name="X133e8e443d328ab41d15b031608daaa7d79f528"/>
     <w:p>
       <w:pPr>
         <w:pStyle w:val="Heading1"/>
@@ -11578,7 +11613,7 @@
         <w:t xml:space="preserve">2. WIS2 notification message resources</w:t>
       </w:r>
     </w:p>
-    <w:bookmarkStart w:id="112" w:name="X06dedfb8b2c198d0b7e073ef532084563be4c1d"/>
+    <w:bookmarkStart w:id="113" w:name="X06dedfb8b2c198d0b7e073ef532084563be4c1d"/>
     <w:p>
       <w:pPr>
         <w:pStyle w:val="Heading2"/>
@@ -11594,7 +11629,7 @@
           <w:numId w:val="1004"/>
         </w:numPr>
       </w:pPr>
-      <w:hyperlink r:id="rId106">
+      <w:hyperlink r:id="rId107">
         <w:r>
           <w:rPr>
             <w:rStyle w:val="Hyperlink"/>
@@ -11603,8 +11638,8 @@
         </w:r>
       </w:hyperlink>
     </w:p>
-    <w:bookmarkEnd w:id="112"/>
-    <w:bookmarkStart w:id="114" w:name="X18d8642b028ce93c7a84ad17d4124e77ed2a78c"/>
+    <w:bookmarkEnd w:id="113"/>
+    <w:bookmarkStart w:id="115" w:name="X18d8642b028ce93c7a84ad17d4124e77ed2a78c"/>
     <w:p>
       <w:pPr>
         <w:pStyle w:val="Heading2"/>
@@ -11623,7 +11658,7 @@
       <w:r>
         <w:t xml:space="preserve"> </w:t>
       </w:r>
-      <w:hyperlink r:id="rId113">
+      <w:hyperlink r:id="rId114">
         <w:r>
           <w:rPr>
             <w:rStyle w:val="Hyperlink"/>
@@ -11635,9 +11670,9 @@
         <w:t xml:space="preserve">.</w:t>
       </w:r>
     </w:p>
-    <w:bookmarkEnd w:id="114"/>
     <w:bookmarkEnd w:id="115"/>
-    <w:bookmarkStart w:id="128" w:name="X78fdb1f4716baf4c26796c550dad0531813f831"/>
+    <w:bookmarkEnd w:id="116"/>
+    <w:bookmarkStart w:id="129" w:name="X78fdb1f4716baf4c26796c550dad0531813f831"/>
     <w:p>
       <w:pPr>
         <w:pStyle w:val="Heading1"/>
@@ -11646,7 +11681,7 @@
         <w:t xml:space="preserve">Conformance Class Abstract Test Suite (Normative)</w:t>
       </w:r>
     </w:p>
-    <w:bookmarkStart w:id="127" w:name="X832d8df2233b24fd4778b0d5040958f69375ea7"/>
+    <w:bookmarkStart w:id="128" w:name="X832d8df2233b24fd4778b0d5040958f69375ea7"/>
     <w:p>
       <w:pPr>
         <w:pStyle w:val="Heading2"/>
@@ -11667,7 +11702,7 @@
       <w:pPr>
         <w:pStyle w:val="Definition"/>
       </w:pPr>
-      <w:hyperlink r:id="rId116">
+      <w:hyperlink r:id="rId117">
         <w:r>
           <w:rPr>
             <w:rStyle w:val="Hyperlink"/>
@@ -11708,7 +11743,7 @@
         <w:t xml:space="preserve">Target Type:Notification Metadata</w:t>
       </w:r>
     </w:p>
-    <w:bookmarkStart w:id="117" w:name="X7153512ed59a3b2780032fdc2ead5e1ca84e4fa"/>
+    <w:bookmarkStart w:id="118" w:name="X7153512ed59a3b2780032fdc2ead5e1ca84e4fa"/>
     <w:p>
       <w:pPr>
         <w:pStyle w:val="Heading3"/>
@@ -11773,8 +11808,8 @@
         <w:t xml:space="preserve">Check that the size of the complete WNM does not exceed 8192 bytes.</w:t>
       </w:r>
     </w:p>
-    <w:bookmarkEnd w:id="117"/>
-    <w:bookmarkStart w:id="118" w:name="X6c8ff279ae0c1bdfb37bb6344105bb8007f162a"/>
+    <w:bookmarkEnd w:id="118"/>
+    <w:bookmarkStart w:id="119" w:name="X6c8ff279ae0c1bdfb37bb6344105bb8007f162a"/>
     <w:p>
       <w:pPr>
         <w:pStyle w:val="Heading3"/>
@@ -11839,8 +11874,8 @@
         <w:t xml:space="preserve">Run JSON Schema validation on the WNM against the WNM authoritative schema.</w:t>
       </w:r>
     </w:p>
-    <w:bookmarkEnd w:id="118"/>
-    <w:bookmarkStart w:id="119" w:name="X308bfe473ee20a8b70bcf19a3157dd310a3e83c"/>
+    <w:bookmarkEnd w:id="119"/>
+    <w:bookmarkStart w:id="120" w:name="X308bfe473ee20a8b70bcf19a3157dd310a3e83c"/>
     <w:p>
       <w:pPr>
         <w:pStyle w:val="Heading3"/>
@@ -11943,8 +11978,8 @@
         <w:t xml:space="preserve">property is a valid UUID.</w:t>
       </w:r>
     </w:p>
-    <w:bookmarkEnd w:id="119"/>
-    <w:bookmarkStart w:id="120" w:name="X863352c0a208a97f96d5316c8b110d03a11946f"/>
+    <w:bookmarkEnd w:id="120"/>
+    <w:bookmarkStart w:id="121" w:name="X863352c0a208a97f96d5316c8b110d03a11946f"/>
     <w:p>
       <w:pPr>
         <w:pStyle w:val="Heading3"/>
@@ -12059,8 +12094,8 @@
         <w:t xml:space="preserve">.</w:t>
       </w:r>
     </w:p>
-    <w:bookmarkEnd w:id="120"/>
-    <w:bookmarkStart w:id="121" w:name="Xbe84a4e4fc72b0fc9f958f069279ff01f30498d"/>
+    <w:bookmarkEnd w:id="121"/>
+    <w:bookmarkStart w:id="122" w:name="Xbe84a4e4fc72b0fc9f958f069279ff01f30498d"/>
     <w:p>
       <w:pPr>
         <w:pStyle w:val="Heading3"/>
@@ -12175,8 +12210,8 @@
         <w:t xml:space="preserve">.</w:t>
       </w:r>
     </w:p>
-    <w:bookmarkEnd w:id="121"/>
-    <w:bookmarkStart w:id="122" w:name="Xbad2348b222628778fc4c270aca1624dd0b6699"/>
+    <w:bookmarkEnd w:id="122"/>
+    <w:bookmarkStart w:id="123" w:name="Xbad2348b222628778fc4c270aca1624dd0b6699"/>
     <w:p>
       <w:pPr>
         <w:pStyle w:val="Heading3"/>
@@ -12348,8 +12383,8 @@
         <w:t xml:space="preserve">property is a valid GeoJSON geometry.</w:t>
       </w:r>
     </w:p>
-    <w:bookmarkEnd w:id="122"/>
-    <w:bookmarkStart w:id="123" w:name="X09bc182be109cd1b026833a928cb865f6eae247"/>
+    <w:bookmarkEnd w:id="123"/>
+    <w:bookmarkStart w:id="124" w:name="X09bc182be109cd1b026833a928cb865f6eae247"/>
     <w:p>
       <w:pPr>
         <w:pStyle w:val="Heading3"/>
@@ -12475,8 +12510,8 @@
         <w:t xml:space="preserve">property is in the UTC timezone.</w:t>
       </w:r>
     </w:p>
-    <w:bookmarkEnd w:id="123"/>
-    <w:bookmarkStart w:id="124" w:name="X6ec3247911d6a1af713c5d8c1808b7e5d36c536"/>
+    <w:bookmarkEnd w:id="124"/>
+    <w:bookmarkStart w:id="125" w:name="X6ec3247911d6a1af713c5d8c1808b7e5d36c536"/>
     <w:p>
       <w:pPr>
         <w:pStyle w:val="Heading3"/>
@@ -12556,8 +12591,8 @@
         <w:t xml:space="preserve">property.</w:t>
       </w:r>
     </w:p>
-    <w:bookmarkEnd w:id="124"/>
-    <w:bookmarkStart w:id="125" w:name="X555c362766c3d78e98026f75e6b46033c5c86fc"/>
+    <w:bookmarkEnd w:id="125"/>
+    <w:bookmarkStart w:id="126" w:name="X555c362766c3d78e98026f75e6b46033c5c86fc"/>
     <w:p>
       <w:pPr>
         <w:pStyle w:val="Heading3"/>
@@ -12770,8 +12805,8 @@
         <w:t xml:space="preserve">properties are in the UTC timezone.</w:t>
       </w:r>
     </w:p>
-    <w:bookmarkEnd w:id="125"/>
-    <w:bookmarkStart w:id="126" w:name="X1d7673d1972ef78546ac031bb8b3bfe7ca8f8ab"/>
+    <w:bookmarkEnd w:id="126"/>
+    <w:bookmarkStart w:id="127" w:name="X1d7673d1972ef78546ac031bb8b3bfe7ca8f8ab"/>
     <w:p>
       <w:pPr>
         <w:pStyle w:val="Heading3"/>
@@ -12989,10 +13024,10 @@
         <w:t xml:space="preserve">property.</w:t>
       </w:r>
     </w:p>
-    <w:bookmarkEnd w:id="126"/>
     <w:bookmarkEnd w:id="127"/>
     <w:bookmarkEnd w:id="128"/>
-    <w:bookmarkStart w:id="131" w:name="schemas"/>
+    <w:bookmarkEnd w:id="129"/>
+    <w:bookmarkStart w:id="132" w:name="schemas"/>
     <w:p>
       <w:pPr>
         <w:pStyle w:val="Heading1"/>
@@ -13011,7 +13046,7 @@
       <w:r>
         <w:t xml:space="preserve"> </w:t>
       </w:r>
-      <w:hyperlink r:id="rId129">
+      <w:hyperlink r:id="rId130">
         <w:r>
           <w:rPr>
             <w:rStyle w:val="Hyperlink"/>
@@ -13026,7 +13061,7 @@
         <w:t xml:space="preserve">once the standard has been approved.</w:t>
       </w:r>
     </w:p>
-    <w:bookmarkStart w:id="130" w:name="Xa02b6cf8cb025ffeb14bcdac2e407574341d581"/>
+    <w:bookmarkStart w:id="131" w:name="Xa02b6cf8cb025ffeb14bcdac2e407574341d581"/>
     <w:p>
       <w:pPr>
         <w:pStyle w:val="Heading2"/>
@@ -16745,9 +16780,9 @@
         <w:t xml:space="preserve"> https://raw.githubusercontent.com/wmo-im/wis2-notification-message/main/examples/example1.json</w:t>
       </w:r>
     </w:p>
-    <w:bookmarkEnd w:id="130"/>
     <w:bookmarkEnd w:id="131"/>
-    <w:bookmarkStart w:id="133" w:name="examples"/>
+    <w:bookmarkEnd w:id="132"/>
+    <w:bookmarkStart w:id="134" w:name="examples"/>
     <w:p>
       <w:pPr>
         <w:pStyle w:val="Heading1"/>
@@ -16756,7 +16791,7 @@
         <w:t xml:space="preserve">Examples (Informative)</w:t>
       </w:r>
     </w:p>
-    <w:bookmarkStart w:id="132" w:name="Xa8ccb635a98deae381e2eb1721c5d040231fc9a"/>
+    <w:bookmarkStart w:id="133" w:name="Xa8ccb635a98deae381e2eb1721c5d040231fc9a"/>
     <w:p>
       <w:pPr>
         <w:pStyle w:val="Heading2"/>
@@ -20437,9 +20472,9 @@
         <w:t xml:space="preserve">}</w:t>
       </w:r>
     </w:p>
-    <w:bookmarkEnd w:id="132"/>
     <w:bookmarkEnd w:id="133"/>
-    <w:bookmarkStart w:id="137" w:name="Bibliography"/>
+    <w:bookmarkEnd w:id="134"/>
+    <w:bookmarkStart w:id="138" w:name="Bibliography"/>
     <w:p>
       <w:pPr>
         <w:pStyle w:val="Heading1"/>
@@ -20455,8 +20490,8 @@
           <w:numId w:val="1005"/>
         </w:numPr>
       </w:pPr>
-      <w:bookmarkStart w:id="134" w:name="SDWBP"/>
-      <w:bookmarkEnd w:id="134"/>
+      <w:bookmarkStart w:id="135" w:name="SDWBP"/>
+      <w:bookmarkEnd w:id="135"/>
       <w:r>
         <w:t xml:space="preserve"> </w:t>
       </w:r>
@@ -20466,7 +20501,7 @@
       <w:r>
         <w:t xml:space="preserve"> </w:t>
       </w:r>
-      <w:hyperlink r:id="rId31">
+      <w:hyperlink r:id="rId33">
         <w:r>
           <w:rPr>
             <w:rStyle w:val="Hyperlink"/>
@@ -20482,8 +20517,8 @@
           <w:numId w:val="1005"/>
         </w:numPr>
       </w:pPr>
-      <w:bookmarkStart w:id="135" w:name="DWBP"/>
-      <w:bookmarkEnd w:id="135"/>
+      <w:bookmarkStart w:id="136" w:name="DWBP"/>
+      <w:bookmarkEnd w:id="136"/>
       <w:r>
         <w:t xml:space="preserve"> </w:t>
       </w:r>
@@ -20493,7 +20528,7 @@
       <w:r>
         <w:t xml:space="preserve"> </w:t>
       </w:r>
-      <w:hyperlink r:id="rId29">
+      <w:hyperlink r:id="rId31">
         <w:r>
           <w:rPr>
             <w:rStyle w:val="Hyperlink"/>
@@ -20509,8 +20544,8 @@
           <w:numId w:val="1005"/>
         </w:numPr>
       </w:pPr>
-      <w:bookmarkStart w:id="136" w:name="link-relations"/>
-      <w:bookmarkEnd w:id="136"/>
+      <w:bookmarkStart w:id="137" w:name="link-relations"/>
+      <w:bookmarkEnd w:id="137"/>
       <w:r>
         <w:t xml:space="preserve"> </w:t>
       </w:r>
@@ -20520,7 +20555,7 @@
       <w:r>
         <w:t xml:space="preserve"> </w:t>
       </w:r>
-      <w:hyperlink r:id="rId57">
+      <w:hyperlink r:id="rId59">
         <w:r>
           <w:rPr>
             <w:rStyle w:val="Hyperlink"/>
@@ -20529,8 +20564,8 @@
         </w:r>
       </w:hyperlink>
     </w:p>
-    <w:bookmarkEnd w:id="137"/>
-    <w:bookmarkStart w:id="138" w:name="X7704236ba72ed8cc2b9a9e238d27c640b9b6528"/>
+    <w:bookmarkEnd w:id="138"/>
+    <w:bookmarkStart w:id="139" w:name="X7704236ba72ed8cc2b9a9e238d27c640b9b6528"/>
     <w:p>
       <w:pPr>
         <w:pStyle w:val="Heading1"/>
@@ -20676,7 +20711,7 @@
         </w:tc>
       </w:tr>
     </w:tbl>
-    <w:bookmarkEnd w:id="138"/>
+    <w:bookmarkEnd w:id="139"/>
     <w:sectPr/>
   </w:body>
 </w:document>
@@ -20702,7 +20737,7 @@
       </w:r>
     </w:p>
   </w:footnote>
-  <w:footnote w:id="20">
+  <w:footnote w:id="22">
     <w:p>
       <w:pPr>
         <w:pStyle w:val="FootnoteText"/>
@@ -20716,7 +20751,7 @@
       <w:r>
         <w:t xml:space="preserve"> </w:t>
       </w:r>
-      <w:hyperlink r:id="rId21">
+      <w:hyperlink r:id="rId23">
         <w:r>
           <w:rPr>
             <w:rStyle w:val="Hyperlink"/>
@@ -20726,7 +20761,7 @@
       </w:hyperlink>
     </w:p>
   </w:footnote>
-  <w:footnote w:id="22">
+  <w:footnote w:id="24">
     <w:p>
       <w:pPr>
         <w:pStyle w:val="FootnoteText"/>
@@ -20740,7 +20775,7 @@
       <w:r>
         <w:t xml:space="preserve"> </w:t>
       </w:r>
-      <w:hyperlink r:id="rId23">
+      <w:hyperlink r:id="rId25">
         <w:r>
           <w:rPr>
             <w:rStyle w:val="Hyperlink"/>
@@ -20750,7 +20785,7 @@
       </w:hyperlink>
     </w:p>
   </w:footnote>
-  <w:footnote w:id="24">
+  <w:footnote w:id="26">
     <w:p>
       <w:pPr>
         <w:pStyle w:val="FootnoteText"/>
@@ -20764,7 +20799,7 @@
       <w:r>
         <w:t xml:space="preserve"> </w:t>
       </w:r>
-      <w:hyperlink r:id="rId25">
+      <w:hyperlink r:id="rId27">
         <w:r>
           <w:rPr>
             <w:rStyle w:val="Hyperlink"/>
@@ -20774,7 +20809,7 @@
       </w:hyperlink>
     </w:p>
   </w:footnote>
-  <w:footnote w:id="26">
+  <w:footnote w:id="28">
     <w:p>
       <w:pPr>
         <w:pStyle w:val="FootnoteText"/>
@@ -20788,7 +20823,7 @@
       <w:r>
         <w:t xml:space="preserve"> </w:t>
       </w:r>
-      <w:hyperlink r:id="rId27">
+      <w:hyperlink r:id="rId29">
         <w:r>
           <w:rPr>
             <w:rStyle w:val="Hyperlink"/>
@@ -20798,7 +20833,7 @@
       </w:hyperlink>
     </w:p>
   </w:footnote>
-  <w:footnote w:id="28">
+  <w:footnote w:id="30">
     <w:p>
       <w:pPr>
         <w:pStyle w:val="FootnoteText"/>
@@ -20812,7 +20847,7 @@
       <w:r>
         <w:t xml:space="preserve"> </w:t>
       </w:r>
-      <w:hyperlink r:id="rId29">
+      <w:hyperlink r:id="rId31">
         <w:r>
           <w:rPr>
             <w:rStyle w:val="Hyperlink"/>
@@ -20822,7 +20857,7 @@
       </w:hyperlink>
     </w:p>
   </w:footnote>
-  <w:footnote w:id="30">
+  <w:footnote w:id="32">
     <w:p>
       <w:pPr>
         <w:pStyle w:val="FootnoteText"/>
@@ -20836,7 +20871,7 @@
       <w:r>
         <w:t xml:space="preserve"> </w:t>
       </w:r>
-      <w:hyperlink r:id="rId31">
+      <w:hyperlink r:id="rId33">
         <w:r>
           <w:rPr>
             <w:rStyle w:val="Hyperlink"/>
@@ -20846,7 +20881,7 @@
       </w:hyperlink>
     </w:p>
   </w:footnote>
-  <w:footnote w:id="32">
+  <w:footnote w:id="34">
     <w:p>
       <w:pPr>
         <w:pStyle w:val="FootnoteText"/>
@@ -20860,7 +20895,7 @@
       <w:r>
         <w:t xml:space="preserve"> </w:t>
       </w:r>
-      <w:hyperlink r:id="rId33">
+      <w:hyperlink r:id="rId35">
         <w:r>
           <w:rPr>
             <w:rStyle w:val="Hyperlink"/>
@@ -20870,7 +20905,7 @@
       </w:hyperlink>
     </w:p>
   </w:footnote>
-  <w:footnote w:id="34">
+  <w:footnote w:id="36">
     <w:p>
       <w:pPr>
         <w:pStyle w:val="FootnoteText"/>
@@ -20884,7 +20919,7 @@
       <w:r>
         <w:t xml:space="preserve"> </w:t>
       </w:r>
-      <w:hyperlink r:id="rId35">
+      <w:hyperlink r:id="rId37">
         <w:r>
           <w:rPr>
             <w:rStyle w:val="Hyperlink"/>
@@ -20894,7 +20929,7 @@
       </w:hyperlink>
     </w:p>
   </w:footnote>
-  <w:footnote w:id="39">
+  <w:footnote w:id="41">
     <w:p>
       <w:pPr>
         <w:pStyle w:val="FootnoteText"/>
@@ -20908,7 +20943,7 @@
       <w:r>
         <w:t xml:space="preserve"> </w:t>
       </w:r>
-      <w:hyperlink r:id="rId40">
+      <w:hyperlink r:id="rId42">
         <w:r>
           <w:rPr>
             <w:rStyle w:val="Hyperlink"/>
@@ -20918,7 +20953,7 @@
       </w:hyperlink>
     </w:p>
   </w:footnote>
-  <w:footnote w:id="42">
+  <w:footnote w:id="44">
     <w:p>
       <w:pPr>
         <w:pStyle w:val="FootnoteText"/>
@@ -20932,7 +20967,7 @@
       <w:r>
         <w:t xml:space="preserve"> </w:t>
       </w:r>
-      <w:hyperlink r:id="rId27">
+      <w:hyperlink r:id="rId29">
         <w:r>
           <w:rPr>
             <w:rStyle w:val="Hyperlink"/>
@@ -20942,7 +20977,7 @@
       </w:hyperlink>
     </w:p>
   </w:footnote>
-  <w:footnote w:id="44">
+  <w:footnote w:id="46">
     <w:p>
       <w:pPr>
         <w:pStyle w:val="FootnoteText"/>
@@ -20956,7 +20991,7 @@
       <w:r>
         <w:t xml:space="preserve"> </w:t>
       </w:r>
-      <w:hyperlink r:id="rId45">
+      <w:hyperlink r:id="rId47">
         <w:r>
           <w:rPr>
             <w:rStyle w:val="Hyperlink"/>
@@ -20966,7 +21001,7 @@
       </w:hyperlink>
     </w:p>
   </w:footnote>
-  <w:footnote w:id="47">
+  <w:footnote w:id="49">
     <w:p>
       <w:pPr>
         <w:pStyle w:val="FootnoteText"/>
@@ -20980,7 +21015,7 @@
       <w:r>
         <w:t xml:space="preserve"> </w:t>
       </w:r>
-      <w:hyperlink r:id="rId48">
+      <w:hyperlink r:id="rId50">
         <w:r>
           <w:rPr>
             <w:rStyle w:val="Hyperlink"/>
@@ -20990,7 +21025,7 @@
       </w:hyperlink>
     </w:p>
   </w:footnote>
-  <w:footnote w:id="50">
+  <w:footnote w:id="52">
     <w:p>
       <w:pPr>
         <w:pStyle w:val="FootnoteText"/>
@@ -21004,7 +21039,7 @@
       <w:r>
         <w:t xml:space="preserve"> </w:t>
       </w:r>
-      <w:hyperlink r:id="rId51">
+      <w:hyperlink r:id="rId53">
         <w:r>
           <w:rPr>
             <w:rStyle w:val="Hyperlink"/>
@@ -21014,7 +21049,7 @@
       </w:hyperlink>
     </w:p>
   </w:footnote>
-  <w:footnote w:id="52">
+  <w:footnote w:id="54">
     <w:p>
       <w:pPr>
         <w:pStyle w:val="FootnoteText"/>
@@ -21028,7 +21063,7 @@
       <w:r>
         <w:t xml:space="preserve"> </w:t>
       </w:r>
-      <w:hyperlink r:id="rId31">
+      <w:hyperlink r:id="rId33">
         <w:r>
           <w:rPr>
             <w:rStyle w:val="Hyperlink"/>
@@ -21038,7 +21073,7 @@
       </w:hyperlink>
     </w:p>
   </w:footnote>
-  <w:footnote w:id="53">
+  <w:footnote w:id="55">
     <w:p>
       <w:pPr>
         <w:pStyle w:val="FootnoteText"/>
@@ -21052,7 +21087,7 @@
       <w:r>
         <w:t xml:space="preserve"> </w:t>
       </w:r>
-      <w:hyperlink r:id="rId29">
+      <w:hyperlink r:id="rId31">
         <w:r>
           <w:rPr>
             <w:rStyle w:val="Hyperlink"/>
@@ -21062,7 +21097,7 @@
       </w:hyperlink>
     </w:p>
   </w:footnote>
-  <w:footnote w:id="54">
+  <w:footnote w:id="56">
     <w:p>
       <w:pPr>
         <w:pStyle w:val="FootnoteText"/>
@@ -21076,7 +21111,7 @@
       <w:r>
         <w:t xml:space="preserve"> </w:t>
       </w:r>
-      <w:hyperlink r:id="rId55">
+      <w:hyperlink r:id="rId57">
         <w:r>
           <w:rPr>
             <w:rStyle w:val="Hyperlink"/>
@@ -21086,7 +21121,7 @@
       </w:hyperlink>
     </w:p>
   </w:footnote>
-  <w:footnote w:id="56">
+  <w:footnote w:id="58">
     <w:p>
       <w:pPr>
         <w:pStyle w:val="FootnoteText"/>
@@ -21100,7 +21135,7 @@
       <w:r>
         <w:t xml:space="preserve"> </w:t>
       </w:r>
-      <w:hyperlink r:id="rId57">
+      <w:hyperlink r:id="rId59">
         <w:r>
           <w:rPr>
             <w:rStyle w:val="Hyperlink"/>
@@ -21110,7 +21145,7 @@
       </w:hyperlink>
     </w:p>
   </w:footnote>
-  <w:footnote w:id="59">
+  <w:footnote w:id="61">
     <w:p>
       <w:pPr>
         <w:pStyle w:val="FootnoteText"/>
@@ -21124,7 +21159,7 @@
       <w:r>
         <w:t xml:space="preserve"> </w:t>
       </w:r>
-      <w:hyperlink r:id="rId60">
+      <w:hyperlink r:id="rId62">
         <w:r>
           <w:rPr>
             <w:rStyle w:val="Hyperlink"/>
@@ -21134,7 +21169,7 @@
       </w:hyperlink>
     </w:p>
   </w:footnote>
-  <w:footnote w:id="62">
+  <w:footnote w:id="64">
     <w:p>
       <w:pPr>
         <w:pStyle w:val="FootnoteText"/>
@@ -21148,7 +21183,7 @@
       <w:r>
         <w:t xml:space="preserve"> </w:t>
       </w:r>
-      <w:hyperlink r:id="rId63">
+      <w:hyperlink r:id="rId65">
         <w:r>
           <w:rPr>
             <w:rStyle w:val="Hyperlink"/>
@@ -21158,7 +21193,7 @@
       </w:hyperlink>
     </w:p>
   </w:footnote>
-  <w:footnote w:id="75">
+  <w:footnote w:id="77">
     <w:p>
       <w:pPr>
         <w:pStyle w:val="FootnoteText"/>
@@ -21172,7 +21207,7 @@
       <w:r>
         <w:t xml:space="preserve"> </w:t>
       </w:r>
-      <w:hyperlink r:id="rId60">
+      <w:hyperlink r:id="rId62">
         <w:r>
           <w:rPr>
             <w:rStyle w:val="Hyperlink"/>
@@ -21182,7 +21217,7 @@
       </w:hyperlink>
     </w:p>
   </w:footnote>
-  <w:footnote w:id="76">
+  <w:footnote w:id="78">
     <w:p>
       <w:pPr>
         <w:pStyle w:val="FootnoteText"/>
@@ -21196,7 +21231,7 @@
       <w:r>
         <w:t xml:space="preserve"> </w:t>
       </w:r>
-      <w:hyperlink r:id="rId77">
+      <w:hyperlink r:id="rId79">
         <w:r>
           <w:rPr>
             <w:rStyle w:val="Hyperlink"/>

--- a/standard/wis2-notification-message-STABLE.docx
+++ b/standard/wis2-notification-message-STABLE.docx
@@ -39,7 +39,7 @@
         <w:pStyle w:val="Date"/>
       </w:pPr>
       <w:r>
-        <w:t xml:space="preserve">2025-02-18</w:t>
+        <w:t xml:space="preserve">2025-06-25</w:t>
       </w:r>
     </w:p>
     <w:p>
@@ -92,7 +92,7 @@
               <w:jc w:val="left"/>
             </w:pPr>
             <w:r>
-              <w:t xml:space="preserve">Date: 2025-02-18</w:t>
+              <w:t xml:space="preserve">Date: 2025-06-25</w:t>
             </w:r>
           </w:p>
         </w:tc>
@@ -105,7 +105,7 @@
               <w:jc w:val="left"/>
             </w:pPr>
             <w:r>
-              <w:t xml:space="preserve">Version: 1.0.0</w:t>
+              <w:t xml:space="preserve">Version: 1.1.0</w:t>
             </w:r>
           </w:p>
         </w:tc>
@@ -217,7 +217,7 @@
               <w:jc w:val="left"/>
             </w:pPr>
             <w:r>
-              <w:t xml:space="preserve">Copyright © 2024 World Meteorological Organization (WMO)</w:t>
+              <w:t xml:space="preserve">Copyright © 2024-2025 World Meteorological Organization (WMO)</w:t>
             </w:r>
           </w:p>
         </w:tc>
@@ -1796,7 +1796,7 @@
           <w:rPr>
             <w:rStyle w:val="Hyperlink"/>
           </w:rPr>
-          <w:t xml:space="preserve">https://schemas.wmo.int/wnm/1.0.0/examples</w:t>
+          <w:t xml:space="preserve">https://schemas.wmo.int/wnm/1.1.0/examples</w:t>
         </w:r>
       </w:hyperlink>
     </w:p>
@@ -1825,7 +1825,7 @@
           <w:rPr>
             <w:rStyle w:val="Hyperlink"/>
           </w:rPr>
-          <w:t xml:space="preserve">https://schemas.wmo.int/wnm/1.0.0/schemas/wis2-notification-message-bundled.json</w:t>
+          <w:t xml:space="preserve">https://schemas.wmo.int/wnm/1.1.0/schemas/wis2-notification-message-bundled.json</w:t>
         </w:r>
       </w:hyperlink>
     </w:p>
@@ -13051,7 +13051,7 @@
           <w:rPr>
             <w:rStyle w:val="Hyperlink"/>
           </w:rPr>
-          <w:t xml:space="preserve">https://schemas.wmo.int/wnm/1.0.0</w:t>
+          <w:t xml:space="preserve">https://schemas.wmo.int/wnm/1.1.0</w:t>
         </w:r>
       </w:hyperlink>
       <w:r>

--- a/standard/wis2-notification-message-STABLE.docx
+++ b/standard/wis2-notification-message-STABLE.docx
@@ -39,7 +39,7 @@
         <w:pStyle w:val="Date"/>
       </w:pPr>
       <w:r>
-        <w:t xml:space="preserve">2025-06-25</w:t>
+        <w:t xml:space="preserve">2025-07-24</w:t>
       </w:r>
     </w:p>
     <w:p>
@@ -92,7 +92,7 @@
               <w:jc w:val="left"/>
             </w:pPr>
             <w:r>
-              <w:t xml:space="preserve">Date: 2025-06-25</w:t>
+              <w:t xml:space="preserve">Date: 2025-07-24</w:t>
             </w:r>
           </w:p>
         </w:tc>
@@ -11533,6 +11533,109 @@
         <w:t xml:space="preserve">}</w:t>
       </w:r>
     </w:p>
+    <w:p>
+      <w:pPr>
+        <w:pStyle w:val="FirstParagraph"/>
+      </w:pPr>
+      <w:r>
+        <w:t xml:space="preserve">Example, based on WCMP2 client-side filtering:</w:t>
+      </w:r>
+    </w:p>
+    <w:p>
+      <w:pPr>
+        <w:pStyle w:val="SourceCode"/>
+      </w:pPr>
+      <w:r>
+        <w:rPr>
+          <w:rStyle w:val="ErrorTok"/>
+        </w:rPr>
+        <w:t xml:space="preserve">"properties":</w:t>
+      </w:r>
+      <w:r>
+        <w:rPr>
+          <w:rStyle w:val="NormalTok"/>
+        </w:rPr>
+        <w:t xml:space="preserve"> </w:t>
+      </w:r>
+      <w:r>
+        <w:rPr>
+          <w:rStyle w:val="FunctionTok"/>
+        </w:rPr>
+        <w:t xml:space="preserve">{</w:t>
+      </w:r>
+      <w:r>
+        <w:br/>
+      </w:r>
+      <w:r>
+        <w:rPr>
+          <w:rStyle w:val="NormalTok"/>
+        </w:rPr>
+        <w:t xml:space="preserve">  </w:t>
+      </w:r>
+      <w:r>
+        <w:rPr>
+          <w:rStyle w:val="ErrorTok"/>
+        </w:rPr>
+        <w:t xml:space="preserve">...</w:t>
+      </w:r>
+      <w:r>
+        <w:br/>
+      </w:r>
+      <w:r>
+        <w:rPr>
+          <w:rStyle w:val="NormalTok"/>
+        </w:rPr>
+        <w:t xml:space="preserve">  </w:t>
+      </w:r>
+      <w:r>
+        <w:rPr>
+          <w:rStyle w:val="DataTypeTok"/>
+        </w:rPr>
+        <w:t xml:space="preserve">"wigos_station_identifier"</w:t>
+      </w:r>
+      <w:r>
+        <w:rPr>
+          <w:rStyle w:val="FunctionTok"/>
+        </w:rPr>
+        <w:t xml:space="preserve">:</w:t>
+      </w:r>
+      <w:r>
+        <w:rPr>
+          <w:rStyle w:val="NormalTok"/>
+        </w:rPr>
+        <w:t xml:space="preserve"> </w:t>
+      </w:r>
+      <w:r>
+        <w:rPr>
+          <w:rStyle w:val="StringTok"/>
+        </w:rPr>
+        <w:t xml:space="preserve">"0-20000-0-71628"</w:t>
+      </w:r>
+      <w:r>
+        <w:br/>
+      </w:r>
+      <w:r>
+        <w:rPr>
+          <w:rStyle w:val="NormalTok"/>
+        </w:rPr>
+        <w:t xml:space="preserve">  </w:t>
+      </w:r>
+      <w:r>
+        <w:rPr>
+          <w:rStyle w:val="ErrorTok"/>
+        </w:rPr>
+        <w:t xml:space="preserve">...</w:t>
+      </w:r>
+      <w:r>
+        <w:br/>
+      </w:r>
+      <w:r>
+        <w:rPr>
+          <w:rStyle w:val="FunctionTok"/>
+        </w:rPr>
+        <w:t xml:space="preserve">}</w:t>
+      </w:r>
+    </w:p>
     <w:tbl>
       <w:tblPr>
         <w:tblStyle w:val="Table"/>
@@ -11639,7 +11742,7 @@
       </w:hyperlink>
     </w:p>
     <w:bookmarkEnd w:id="113"/>
-    <w:bookmarkStart w:id="115" w:name="X18d8642b028ce93c7a84ad17d4124e77ed2a78c"/>
+    <w:bookmarkStart w:id="115" w:name="X5b823d1224aa24110ee928eb083343e4075c5fb"/>
     <w:p>
       <w:pPr>
         <w:pStyle w:val="Heading2"/>

--- a/standard/wis2-notification-message-STABLE.docx
+++ b/standard/wis2-notification-message-STABLE.docx
@@ -39,7 +39,7 @@
         <w:pStyle w:val="Date"/>
       </w:pPr>
       <w:r>
-        <w:t xml:space="preserve">2025-07-24</w:t>
+        <w:t xml:space="preserve">2025-07-30</w:t>
       </w:r>
     </w:p>
     <w:p>
@@ -92,7 +92,7 @@
               <w:jc w:val="left"/>
             </w:pPr>
             <w:r>
-              <w:t xml:space="preserve">Date: 2025-07-24</w:t>
+              <w:t xml:space="preserve">Date: 2025-07-30</w:t>
             </w:r>
           </w:p>
         </w:tc>
@@ -11533,109 +11533,6 @@
         <w:t xml:space="preserve">}</w:t>
       </w:r>
     </w:p>
-    <w:p>
-      <w:pPr>
-        <w:pStyle w:val="FirstParagraph"/>
-      </w:pPr>
-      <w:r>
-        <w:t xml:space="preserve">Example, based on WCMP2 client-side filtering:</w:t>
-      </w:r>
-    </w:p>
-    <w:p>
-      <w:pPr>
-        <w:pStyle w:val="SourceCode"/>
-      </w:pPr>
-      <w:r>
-        <w:rPr>
-          <w:rStyle w:val="ErrorTok"/>
-        </w:rPr>
-        <w:t xml:space="preserve">"properties":</w:t>
-      </w:r>
-      <w:r>
-        <w:rPr>
-          <w:rStyle w:val="NormalTok"/>
-        </w:rPr>
-        <w:t xml:space="preserve"> </w:t>
-      </w:r>
-      <w:r>
-        <w:rPr>
-          <w:rStyle w:val="FunctionTok"/>
-        </w:rPr>
-        <w:t xml:space="preserve">{</w:t>
-      </w:r>
-      <w:r>
-        <w:br/>
-      </w:r>
-      <w:r>
-        <w:rPr>
-          <w:rStyle w:val="NormalTok"/>
-        </w:rPr>
-        <w:t xml:space="preserve">  </w:t>
-      </w:r>
-      <w:r>
-        <w:rPr>
-          <w:rStyle w:val="ErrorTok"/>
-        </w:rPr>
-        <w:t xml:space="preserve">...</w:t>
-      </w:r>
-      <w:r>
-        <w:br/>
-      </w:r>
-      <w:r>
-        <w:rPr>
-          <w:rStyle w:val="NormalTok"/>
-        </w:rPr>
-        <w:t xml:space="preserve">  </w:t>
-      </w:r>
-      <w:r>
-        <w:rPr>
-          <w:rStyle w:val="DataTypeTok"/>
-        </w:rPr>
-        <w:t xml:space="preserve">"wigos_station_identifier"</w:t>
-      </w:r>
-      <w:r>
-        <w:rPr>
-          <w:rStyle w:val="FunctionTok"/>
-        </w:rPr>
-        <w:t xml:space="preserve">:</w:t>
-      </w:r>
-      <w:r>
-        <w:rPr>
-          <w:rStyle w:val="NormalTok"/>
-        </w:rPr>
-        <w:t xml:space="preserve"> </w:t>
-      </w:r>
-      <w:r>
-        <w:rPr>
-          <w:rStyle w:val="StringTok"/>
-        </w:rPr>
-        <w:t xml:space="preserve">"0-20000-0-71628"</w:t>
-      </w:r>
-      <w:r>
-        <w:br/>
-      </w:r>
-      <w:r>
-        <w:rPr>
-          <w:rStyle w:val="NormalTok"/>
-        </w:rPr>
-        <w:t xml:space="preserve">  </w:t>
-      </w:r>
-      <w:r>
-        <w:rPr>
-          <w:rStyle w:val="ErrorTok"/>
-        </w:rPr>
-        <w:t xml:space="preserve">...</w:t>
-      </w:r>
-      <w:r>
-        <w:br/>
-      </w:r>
-      <w:r>
-        <w:rPr>
-          <w:rStyle w:val="FunctionTok"/>
-        </w:rPr>
-        <w:t xml:space="preserve">}</w:t>
-      </w:r>
-    </w:p>
     <w:tbl>
       <w:tblPr>
         <w:tblStyle w:val="Table"/>
@@ -11742,7 +11639,7 @@
       </w:hyperlink>
     </w:p>
     <w:bookmarkEnd w:id="113"/>
-    <w:bookmarkStart w:id="115" w:name="X5b823d1224aa24110ee928eb083343e4075c5fb"/>
+    <w:bookmarkStart w:id="115" w:name="X18d8642b028ce93c7a84ad17d4124e77ed2a78c"/>
     <w:p>
       <w:pPr>
         <w:pStyle w:val="Heading2"/>

--- a/standard/wis2-notification-message-STABLE.docx
+++ b/standard/wis2-notification-message-STABLE.docx
@@ -39,7 +39,7 @@
         <w:pStyle w:val="Date"/>
       </w:pPr>
       <w:r>
-        <w:t xml:space="preserve">2026-02-09</w:t>
+        <w:t xml:space="preserve">2026-03-13</w:t>
       </w:r>
     </w:p>
     <w:p>
@@ -120,6 +120,30 @@
             <w:r>
               <w:t xml:space="preserve">Document status: STABLE</w:t>
             </w:r>
+          </w:p>
+        </w:tc>
+      </w:tr>
+      <w:tr>
+        <w:tc>
+          <w:tcPr/>
+          <w:p>
+            <w:pPr>
+              <w:jc w:val="left"/>
+            </w:pPr>
+            <w:r>
+              <w:t xml:space="preserve">Revision history: see</w:t>
+            </w:r>
+            <w:r>
+              <w:t xml:space="preserve"> </w:t>
+            </w:r>
+            <w:hyperlink w:anchor="X7704236ba72ed8cc2b9a9e238d27c640b9b6528">
+              <w:r>
+                <w:rPr>
+                  <w:rStyle w:val="Hyperlink"/>
+                </w:rPr>
+                <w:t xml:space="preserve">Annex E</w:t>
+              </w:r>
+            </w:hyperlink>
           </w:p>
         </w:tc>
       </w:tr>

--- a/standard/wis2-notification-message-STABLE.docx
+++ b/standard/wis2-notification-message-STABLE.docx
@@ -39,7 +39,7 @@
         <w:pStyle w:val="Date"/>
       </w:pPr>
       <w:r>
-        <w:t xml:space="preserve">2026-03-13</w:t>
+        <w:t xml:space="preserve">2026-06-17</w:t>
       </w:r>
     </w:p>
     <w:p>
@@ -92,7 +92,7 @@
               <w:jc w:val="left"/>
             </w:pPr>
             <w:r>
-              <w:t xml:space="preserve">Date: 2026-02-13</w:t>
+              <w:t xml:space="preserve">Date: 2026-06-15</w:t>
             </w:r>
           </w:p>
         </w:tc>
@@ -105,7 +105,7 @@
               <w:jc w:val="left"/>
             </w:pPr>
             <w:r>
-              <w:t xml:space="preserve">Version: 1.2.0</w:t>
+              <w:t xml:space="preserve">Version: 1.3.0</w:t>
             </w:r>
           </w:p>
         </w:tc>
@@ -5956,7 +5956,7 @@
         <w:t xml:space="preserve"> </w:t>
       </w:r>
       <w:r>
-        <w:t xml:space="preserve">property identifies the date/time when the notification was first posted or published by the originator. The date/time is encoded in RFC3339 format, using UTC (</w:t>
+        <w:t xml:space="preserve">property identifies the date/time when the notification was posted or published by the originator. The date/time is encoded in RFC3339 format, using UTC (</w:t>
       </w:r>
       <w:r>
         <w:rPr>
@@ -6058,10 +6058,7 @@
         <w:t xml:space="preserve">pubtime</w:t>
       </w:r>
       <w:r>
-        <w:t xml:space="preserve"> </w:t>
-      </w:r>
-      <w:r>
-        <w:t xml:space="preserve">and identical</w:t>
+        <w:t xml:space="preserve">, identical</w:t>
       </w:r>
       <w:r>
         <w:t xml:space="preserve"> </w:t>
@@ -6070,7 +6067,22 @@
         <w:rPr>
           <w:rStyle w:val="VerbatimChar"/>
         </w:rPr>
-        <w:t xml:space="preserve">datetime</w:t>
+        <w:t xml:space="preserve">data_id</w:t>
+      </w:r>
+      <w:r>
+        <w:t xml:space="preserve"> </w:t>
+      </w:r>
+      <w:r>
+        <w:t xml:space="preserve">and a link with</w:t>
+      </w:r>
+      <w:r>
+        <w:t xml:space="preserve"> </w:t>
+      </w:r>
+      <w:r>
+        <w:rPr>
+          <w:rStyle w:val="VerbatimChar"/>
+        </w:rPr>
+        <w:t xml:space="preserve">rel=update</w:t>
       </w:r>
       <w:r>
         <w:t xml:space="preserve"> </w:t>
@@ -6184,6 +6196,700 @@
           <w:rStyle w:val="FunctionTok"/>
         </w:rPr>
         <w:t xml:space="preserve">}</w:t>
+      </w:r>
+    </w:p>
+    <w:p>
+      <w:pPr>
+        <w:pStyle w:val="FirstParagraph"/>
+      </w:pPr>
+      <w:r>
+        <w:rPr>
+          <w:iCs/>
+          <w:i/>
+        </w:rPr>
+        <w:t xml:space="preserve">Example:</w:t>
+      </w:r>
+      <w:r>
+        <w:t xml:space="preserve"> </w:t>
+      </w:r>
+      <w:r>
+        <w:t xml:space="preserve">using</w:t>
+      </w:r>
+      <w:r>
+        <w:t xml:space="preserve"> </w:t>
+      </w:r>
+      <w:r>
+        <w:rPr>
+          <w:rStyle w:val="VerbatimChar"/>
+        </w:rPr>
+        <w:t xml:space="preserve">pubtime</w:t>
+      </w:r>
+      <w:r>
+        <w:t xml:space="preserve">,</w:t>
+      </w:r>
+      <w:r>
+        <w:t xml:space="preserve"> </w:t>
+      </w:r>
+      <w:r>
+        <w:rPr>
+          <w:rStyle w:val="VerbatimChar"/>
+        </w:rPr>
+        <w:t xml:space="preserve">data_id</w:t>
+      </w:r>
+      <w:r>
+        <w:t xml:space="preserve"> </w:t>
+      </w:r>
+      <w:r>
+        <w:t xml:space="preserve">and a link</w:t>
+      </w:r>
+      <w:r>
+        <w:t xml:space="preserve"> </w:t>
+      </w:r>
+      <w:r>
+        <w:rPr>
+          <w:rStyle w:val="VerbatimChar"/>
+        </w:rPr>
+        <w:t xml:space="preserve">rel=update</w:t>
+      </w:r>
+      <w:r>
+        <w:t xml:space="preserve"> </w:t>
+      </w:r>
+      <w:r>
+        <w:t xml:space="preserve">to provide a data/metadata notification: initial notification</w:t>
+      </w:r>
+    </w:p>
+    <w:p>
+      <w:pPr>
+        <w:pStyle w:val="SourceCode"/>
+      </w:pPr>
+      <w:r>
+        <w:rPr>
+          <w:rStyle w:val="ErrorTok"/>
+        </w:rPr>
+        <w:t xml:space="preserve">"properties":</w:t>
+      </w:r>
+      <w:r>
+        <w:rPr>
+          <w:rStyle w:val="NormalTok"/>
+        </w:rPr>
+        <w:t xml:space="preserve"> </w:t>
+      </w:r>
+      <w:r>
+        <w:rPr>
+          <w:rStyle w:val="FunctionTok"/>
+        </w:rPr>
+        <w:t xml:space="preserve">{</w:t>
+      </w:r>
+      <w:r>
+        <w:br/>
+      </w:r>
+      <w:r>
+        <w:rPr>
+          <w:rStyle w:val="NormalTok"/>
+        </w:rPr>
+        <w:t xml:space="preserve">  </w:t>
+      </w:r>
+      <w:r>
+        <w:rPr>
+          <w:rStyle w:val="ErrorTok"/>
+        </w:rPr>
+        <w:t xml:space="preserve">...</w:t>
+      </w:r>
+      <w:r>
+        <w:br/>
+      </w:r>
+      <w:r>
+        <w:rPr>
+          <w:rStyle w:val="NormalTok"/>
+        </w:rPr>
+        <w:t xml:space="preserve">  </w:t>
+      </w:r>
+      <w:r>
+        <w:rPr>
+          <w:rStyle w:val="DataTypeTok"/>
+        </w:rPr>
+        <w:t xml:space="preserve">"pubtime"</w:t>
+      </w:r>
+      <w:r>
+        <w:rPr>
+          <w:rStyle w:val="FunctionTok"/>
+        </w:rPr>
+        <w:t xml:space="preserve">:</w:t>
+      </w:r>
+      <w:r>
+        <w:rPr>
+          <w:rStyle w:val="NormalTok"/>
+        </w:rPr>
+        <w:t xml:space="preserve"> </w:t>
+      </w:r>
+      <w:r>
+        <w:rPr>
+          <w:rStyle w:val="StringTok"/>
+        </w:rPr>
+        <w:t xml:space="preserve">"2022-03-20T04:50:18.314854383Z"</w:t>
+      </w:r>
+      <w:r>
+        <w:br/>
+      </w:r>
+      <w:r>
+        <w:rPr>
+          <w:rStyle w:val="NormalTok"/>
+        </w:rPr>
+        <w:t xml:space="preserve">  </w:t>
+      </w:r>
+      <w:r>
+        <w:rPr>
+          <w:rStyle w:val="StringTok"/>
+        </w:rPr>
+        <w:t xml:space="preserve">"data_id"</w:t>
+      </w:r>
+      <w:r>
+        <w:rPr>
+          <w:rStyle w:val="ErrorTok"/>
+        </w:rPr>
+        <w:t xml:space="preserve">:</w:t>
+      </w:r>
+      <w:r>
+        <w:rPr>
+          <w:rStyle w:val="NormalTok"/>
+        </w:rPr>
+        <w:t xml:space="preserve"> </w:t>
+      </w:r>
+      <w:r>
+        <w:rPr>
+          <w:rStyle w:val="StringTok"/>
+        </w:rPr>
+        <w:t xml:space="preserve">"wis2/ma-marocmeteo/data/core/weather/surface-based-observations/synop/WIGOS_0-504-1-60288_20240210T130000"</w:t>
+      </w:r>
+      <w:r>
+        <w:br/>
+      </w:r>
+      <w:r>
+        <w:rPr>
+          <w:rStyle w:val="NormalTok"/>
+        </w:rPr>
+        <w:t xml:space="preserve">  </w:t>
+      </w:r>
+      <w:r>
+        <w:rPr>
+          <w:rStyle w:val="ErrorTok"/>
+        </w:rPr>
+        <w:t xml:space="preserve">...</w:t>
+      </w:r>
+      <w:r>
+        <w:br/>
+      </w:r>
+      <w:r>
+        <w:rPr>
+          <w:rStyle w:val="FunctionTok"/>
+        </w:rPr>
+        <w:t xml:space="preserve">}</w:t>
+      </w:r>
+      <w:r>
+        <w:rPr>
+          <w:rStyle w:val="ErrorTok"/>
+        </w:rPr>
+        <w:t xml:space="preserve">,</w:t>
+      </w:r>
+      <w:r>
+        <w:br/>
+      </w:r>
+      <w:r>
+        <w:rPr>
+          <w:rStyle w:val="ErrorTok"/>
+        </w:rPr>
+        <w:t xml:space="preserve">"links":</w:t>
+      </w:r>
+      <w:r>
+        <w:rPr>
+          <w:rStyle w:val="NormalTok"/>
+        </w:rPr>
+        <w:t xml:space="preserve"> </w:t>
+      </w:r>
+      <w:r>
+        <w:rPr>
+          <w:rStyle w:val="OtherTok"/>
+        </w:rPr>
+        <w:t xml:space="preserve">[</w:t>
+      </w:r>
+      <w:r>
+        <w:rPr>
+          <w:rStyle w:val="FunctionTok"/>
+        </w:rPr>
+        <w:t xml:space="preserve">{</w:t>
+      </w:r>
+      <w:r>
+        <w:br/>
+      </w:r>
+      <w:r>
+        <w:rPr>
+          <w:rStyle w:val="NormalTok"/>
+        </w:rPr>
+        <w:t xml:space="preserve">  </w:t>
+      </w:r>
+      <w:r>
+        <w:rPr>
+          <w:rStyle w:val="DataTypeTok"/>
+        </w:rPr>
+        <w:t xml:space="preserve">"href"</w:t>
+      </w:r>
+      <w:r>
+        <w:rPr>
+          <w:rStyle w:val="FunctionTok"/>
+        </w:rPr>
+        <w:t xml:space="preserve">:</w:t>
+      </w:r>
+      <w:r>
+        <w:rPr>
+          <w:rStyle w:val="NormalTok"/>
+        </w:rPr>
+        <w:t xml:space="preserve"> </w:t>
+      </w:r>
+      <w:r>
+        <w:rPr>
+          <w:rStyle w:val="StringTok"/>
+        </w:rPr>
+        <w:t xml:space="preserve">"https://example.org/data/4Pubsub/92c557ef-d28e-4713-91af-2e2e7be6f8ab.bufr4"</w:t>
+      </w:r>
+      <w:r>
+        <w:rPr>
+          <w:rStyle w:val="FunctionTok"/>
+        </w:rPr>
+        <w:t xml:space="preserve">,</w:t>
+      </w:r>
+      <w:r>
+        <w:br/>
+      </w:r>
+      <w:r>
+        <w:rPr>
+          <w:rStyle w:val="NormalTok"/>
+        </w:rPr>
+        <w:t xml:space="preserve">  </w:t>
+      </w:r>
+      <w:r>
+        <w:rPr>
+          <w:rStyle w:val="DataTypeTok"/>
+        </w:rPr>
+        <w:t xml:space="preserve">"rel"</w:t>
+      </w:r>
+      <w:r>
+        <w:rPr>
+          <w:rStyle w:val="FunctionTok"/>
+        </w:rPr>
+        <w:t xml:space="preserve">:</w:t>
+      </w:r>
+      <w:r>
+        <w:rPr>
+          <w:rStyle w:val="NormalTok"/>
+        </w:rPr>
+        <w:t xml:space="preserve"> </w:t>
+      </w:r>
+      <w:r>
+        <w:rPr>
+          <w:rStyle w:val="StringTok"/>
+        </w:rPr>
+        <w:t xml:space="preserve">"canonical"</w:t>
+      </w:r>
+      <w:r>
+        <w:rPr>
+          <w:rStyle w:val="FunctionTok"/>
+        </w:rPr>
+        <w:t xml:space="preserve">,</w:t>
+      </w:r>
+      <w:r>
+        <w:br/>
+      </w:r>
+      <w:r>
+        <w:rPr>
+          <w:rStyle w:val="NormalTok"/>
+        </w:rPr>
+        <w:t xml:space="preserve">  </w:t>
+      </w:r>
+      <w:r>
+        <w:rPr>
+          <w:rStyle w:val="DataTypeTok"/>
+        </w:rPr>
+        <w:t xml:space="preserve">"type"</w:t>
+      </w:r>
+      <w:r>
+        <w:rPr>
+          <w:rStyle w:val="FunctionTok"/>
+        </w:rPr>
+        <w:t xml:space="preserve">:</w:t>
+      </w:r>
+      <w:r>
+        <w:rPr>
+          <w:rStyle w:val="NormalTok"/>
+        </w:rPr>
+        <w:t xml:space="preserve"> </w:t>
+      </w:r>
+      <w:r>
+        <w:rPr>
+          <w:rStyle w:val="StringTok"/>
+        </w:rPr>
+        <w:t xml:space="preserve">"application/bufr"</w:t>
+      </w:r>
+      <w:r>
+        <w:br/>
+      </w:r>
+      <w:r>
+        <w:rPr>
+          <w:rStyle w:val="FunctionTok"/>
+        </w:rPr>
+        <w:t xml:space="preserve">}</w:t>
+      </w:r>
+      <w:r>
+        <w:rPr>
+          <w:rStyle w:val="OtherTok"/>
+        </w:rPr>
+        <w:t xml:space="preserve">]</w:t>
+      </w:r>
+    </w:p>
+    <w:p>
+      <w:pPr>
+        <w:pStyle w:val="FirstParagraph"/>
+      </w:pPr>
+      <w:r>
+        <w:rPr>
+          <w:iCs/>
+          <w:i/>
+        </w:rPr>
+        <w:t xml:space="preserve">Example:</w:t>
+      </w:r>
+      <w:r>
+        <w:t xml:space="preserve"> </w:t>
+      </w:r>
+      <w:r>
+        <w:t xml:space="preserve">using</w:t>
+      </w:r>
+      <w:r>
+        <w:t xml:space="preserve"> </w:t>
+      </w:r>
+      <w:r>
+        <w:rPr>
+          <w:rStyle w:val="VerbatimChar"/>
+        </w:rPr>
+        <w:t xml:space="preserve">pubtime</w:t>
+      </w:r>
+      <w:r>
+        <w:t xml:space="preserve">,</w:t>
+      </w:r>
+      <w:r>
+        <w:t xml:space="preserve"> </w:t>
+      </w:r>
+      <w:r>
+        <w:rPr>
+          <w:rStyle w:val="VerbatimChar"/>
+        </w:rPr>
+        <w:t xml:space="preserve">data_id</w:t>
+      </w:r>
+      <w:r>
+        <w:t xml:space="preserve"> </w:t>
+      </w:r>
+      <w:r>
+        <w:t xml:space="preserve">and a link</w:t>
+      </w:r>
+      <w:r>
+        <w:t xml:space="preserve"> </w:t>
+      </w:r>
+      <w:r>
+        <w:rPr>
+          <w:rStyle w:val="VerbatimChar"/>
+        </w:rPr>
+        <w:t xml:space="preserve">rel=update</w:t>
+      </w:r>
+      <w:r>
+        <w:t xml:space="preserve"> </w:t>
+      </w:r>
+      <w:r>
+        <w:t xml:space="preserve">to provide a data/metadata notification: update notification</w:t>
+      </w:r>
+    </w:p>
+    <w:p>
+      <w:pPr>
+        <w:pStyle w:val="SourceCode"/>
+      </w:pPr>
+      <w:r>
+        <w:rPr>
+          <w:rStyle w:val="ErrorTok"/>
+        </w:rPr>
+        <w:t xml:space="preserve">"properties":</w:t>
+      </w:r>
+      <w:r>
+        <w:rPr>
+          <w:rStyle w:val="NormalTok"/>
+        </w:rPr>
+        <w:t xml:space="preserve"> </w:t>
+      </w:r>
+      <w:r>
+        <w:rPr>
+          <w:rStyle w:val="FunctionTok"/>
+        </w:rPr>
+        <w:t xml:space="preserve">{</w:t>
+      </w:r>
+      <w:r>
+        <w:br/>
+      </w:r>
+      <w:r>
+        <w:rPr>
+          <w:rStyle w:val="NormalTok"/>
+        </w:rPr>
+        <w:t xml:space="preserve">  </w:t>
+      </w:r>
+      <w:r>
+        <w:rPr>
+          <w:rStyle w:val="ErrorTok"/>
+        </w:rPr>
+        <w:t xml:space="preserve">...</w:t>
+      </w:r>
+      <w:r>
+        <w:br/>
+      </w:r>
+      <w:r>
+        <w:rPr>
+          <w:rStyle w:val="NormalTok"/>
+        </w:rPr>
+        <w:t xml:space="preserve">  </w:t>
+      </w:r>
+      <w:r>
+        <w:rPr>
+          <w:rStyle w:val="DataTypeTok"/>
+        </w:rPr>
+        <w:t xml:space="preserve">"pubtime"</w:t>
+      </w:r>
+      <w:r>
+        <w:rPr>
+          <w:rStyle w:val="FunctionTok"/>
+        </w:rPr>
+        <w:t xml:space="preserve">:</w:t>
+      </w:r>
+      <w:r>
+        <w:rPr>
+          <w:rStyle w:val="NormalTok"/>
+        </w:rPr>
+        <w:t xml:space="preserve"> </w:t>
+      </w:r>
+      <w:r>
+        <w:rPr>
+          <w:rStyle w:val="StringTok"/>
+        </w:rPr>
+        <w:t xml:space="preserve">"2022-03-21T03:14:44.234524524Z"</w:t>
+      </w:r>
+      <w:r>
+        <w:br/>
+      </w:r>
+      <w:r>
+        <w:rPr>
+          <w:rStyle w:val="NormalTok"/>
+        </w:rPr>
+        <w:t xml:space="preserve">  </w:t>
+      </w:r>
+      <w:r>
+        <w:rPr>
+          <w:rStyle w:val="StringTok"/>
+        </w:rPr>
+        <w:t xml:space="preserve">"data_id"</w:t>
+      </w:r>
+      <w:r>
+        <w:rPr>
+          <w:rStyle w:val="ErrorTok"/>
+        </w:rPr>
+        <w:t xml:space="preserve">:</w:t>
+      </w:r>
+      <w:r>
+        <w:rPr>
+          <w:rStyle w:val="NormalTok"/>
+        </w:rPr>
+        <w:t xml:space="preserve"> </w:t>
+      </w:r>
+      <w:r>
+        <w:rPr>
+          <w:rStyle w:val="StringTok"/>
+        </w:rPr>
+        <w:t xml:space="preserve">"wis2/ma-marocmeteo/data/core/weather/surface-based-observations/synop/WIGOS_0-504-1-60288_20240210T130000"</w:t>
+      </w:r>
+      <w:r>
+        <w:br/>
+      </w:r>
+      <w:r>
+        <w:rPr>
+          <w:rStyle w:val="NormalTok"/>
+        </w:rPr>
+        <w:t xml:space="preserve">  </w:t>
+      </w:r>
+      <w:r>
+        <w:rPr>
+          <w:rStyle w:val="ErrorTok"/>
+        </w:rPr>
+        <w:t xml:space="preserve">...</w:t>
+      </w:r>
+      <w:r>
+        <w:br/>
+      </w:r>
+      <w:r>
+        <w:rPr>
+          <w:rStyle w:val="FunctionTok"/>
+        </w:rPr>
+        <w:t xml:space="preserve">}</w:t>
+      </w:r>
+      <w:r>
+        <w:rPr>
+          <w:rStyle w:val="ErrorTok"/>
+        </w:rPr>
+        <w:t xml:space="preserve">,</w:t>
+      </w:r>
+      <w:r>
+        <w:br/>
+      </w:r>
+      <w:r>
+        <w:rPr>
+          <w:rStyle w:val="ErrorTok"/>
+        </w:rPr>
+        <w:t xml:space="preserve">"links":</w:t>
+      </w:r>
+      <w:r>
+        <w:rPr>
+          <w:rStyle w:val="NormalTok"/>
+        </w:rPr>
+        <w:t xml:space="preserve"> </w:t>
+      </w:r>
+      <w:r>
+        <w:rPr>
+          <w:rStyle w:val="OtherTok"/>
+        </w:rPr>
+        <w:t xml:space="preserve">[</w:t>
+      </w:r>
+      <w:r>
+        <w:rPr>
+          <w:rStyle w:val="FunctionTok"/>
+        </w:rPr>
+        <w:t xml:space="preserve">{</w:t>
+      </w:r>
+      <w:r>
+        <w:br/>
+      </w:r>
+      <w:r>
+        <w:rPr>
+          <w:rStyle w:val="NormalTok"/>
+        </w:rPr>
+        <w:t xml:space="preserve">  </w:t>
+      </w:r>
+      <w:r>
+        <w:rPr>
+          <w:rStyle w:val="DataTypeTok"/>
+        </w:rPr>
+        <w:t xml:space="preserve">"href"</w:t>
+      </w:r>
+      <w:r>
+        <w:rPr>
+          <w:rStyle w:val="FunctionTok"/>
+        </w:rPr>
+        <w:t xml:space="preserve">:</w:t>
+      </w:r>
+      <w:r>
+        <w:rPr>
+          <w:rStyle w:val="NormalTok"/>
+        </w:rPr>
+        <w:t xml:space="preserve"> </w:t>
+      </w:r>
+      <w:r>
+        <w:rPr>
+          <w:rStyle w:val="StringTok"/>
+        </w:rPr>
+        <w:t xml:space="preserve">"https://example.org/data/4Pubsub/61156c54-dadf-4cb3-8b04-1fdcb472036d.bufr4"</w:t>
+      </w:r>
+      <w:r>
+        <w:rPr>
+          <w:rStyle w:val="FunctionTok"/>
+        </w:rPr>
+        <w:t xml:space="preserve">,</w:t>
+      </w:r>
+      <w:r>
+        <w:br/>
+      </w:r>
+      <w:r>
+        <w:rPr>
+          <w:rStyle w:val="NormalTok"/>
+        </w:rPr>
+        <w:t xml:space="preserve">  </w:t>
+      </w:r>
+      <w:r>
+        <w:rPr>
+          <w:rStyle w:val="DataTypeTok"/>
+        </w:rPr>
+        <w:t xml:space="preserve">"rel"</w:t>
+      </w:r>
+      <w:r>
+        <w:rPr>
+          <w:rStyle w:val="FunctionTok"/>
+        </w:rPr>
+        <w:t xml:space="preserve">:</w:t>
+      </w:r>
+      <w:r>
+        <w:rPr>
+          <w:rStyle w:val="NormalTok"/>
+        </w:rPr>
+        <w:t xml:space="preserve"> </w:t>
+      </w:r>
+      <w:r>
+        <w:rPr>
+          <w:rStyle w:val="StringTok"/>
+        </w:rPr>
+        <w:t xml:space="preserve">"update"</w:t>
+      </w:r>
+      <w:r>
+        <w:rPr>
+          <w:rStyle w:val="FunctionTok"/>
+        </w:rPr>
+        <w:t xml:space="preserve">,</w:t>
+      </w:r>
+      <w:r>
+        <w:br/>
+      </w:r>
+      <w:r>
+        <w:rPr>
+          <w:rStyle w:val="NormalTok"/>
+        </w:rPr>
+        <w:t xml:space="preserve">  </w:t>
+      </w:r>
+      <w:r>
+        <w:rPr>
+          <w:rStyle w:val="DataTypeTok"/>
+        </w:rPr>
+        <w:t xml:space="preserve">"type"</w:t>
+      </w:r>
+      <w:r>
+        <w:rPr>
+          <w:rStyle w:val="FunctionTok"/>
+        </w:rPr>
+        <w:t xml:space="preserve">:</w:t>
+      </w:r>
+      <w:r>
+        <w:rPr>
+          <w:rStyle w:val="NormalTok"/>
+        </w:rPr>
+        <w:t xml:space="preserve"> </w:t>
+      </w:r>
+      <w:r>
+        <w:rPr>
+          <w:rStyle w:val="StringTok"/>
+        </w:rPr>
+        <w:t xml:space="preserve">"application/bufr"</w:t>
+      </w:r>
+      <w:r>
+        <w:br/>
+      </w:r>
+      <w:r>
+        <w:rPr>
+          <w:rStyle w:val="FunctionTok"/>
+        </w:rPr>
+        <w:t xml:space="preserve">}</w:t>
+      </w:r>
+      <w:r>
+        <w:rPr>
+          <w:rStyle w:val="OtherTok"/>
+        </w:rPr>
+        <w:t xml:space="preserve">]</w:t>
       </w:r>
     </w:p>
     <w:tbl>
@@ -7672,12 +8378,6 @@
       <w:r>
         <w:t xml:space="preserve">property identifies the date and time of the data (for example, when a measurement was observed).</w:t>
       </w:r>
-      <w:r>
-        <w:t xml:space="preserve"> </w:t>
-      </w:r>
-      <w:r>
-        <w:t xml:space="preserve">When data or metadata are updated or deleted, this value should identify the original data or metadata, which can be significantly different from the current time.</w:t>
-      </w:r>
     </w:p>
     <w:p>
       <w:pPr>
@@ -21213,7 +21913,7 @@
       </w:hyperlink>
     </w:p>
     <w:bookmarkEnd w:id="144"/>
-    <w:bookmarkStart w:id="147" w:name="X7704236ba72ed8cc2b9a9e238d27c640b9b6528"/>
+    <w:bookmarkStart w:id="148" w:name="X7704236ba72ed8cc2b9a9e238d27c640b9b6528"/>
     <w:p>
       <w:pPr>
         <w:pStyle w:val="Heading1"/>
@@ -21500,8 +22200,79 @@
           </w:p>
         </w:tc>
       </w:tr>
+      <w:tr>
+        <w:tc>
+          <w:tcPr/>
+          <w:p>
+            <w:pPr>
+              <w:jc w:val="left"/>
+            </w:pPr>
+            <w:r>
+              <w:t xml:space="preserve">June 2026</w:t>
+            </w:r>
+          </w:p>
+        </w:tc>
+        <w:tc>
+          <w:tcPr/>
+          <w:p>
+            <w:pPr>
+              <w:jc w:val="left"/>
+            </w:pPr>
+            <w:r>
+              <w:t xml:space="preserve">1.3.0</w:t>
+            </w:r>
+          </w:p>
+        </w:tc>
+        <w:tc>
+          <w:tcPr/>
+          <w:p>
+            <w:pPr>
+              <w:jc w:val="left"/>
+            </w:pPr>
+            <w:r>
+              <w:t xml:space="preserve">ET-Metadata</w:t>
+            </w:r>
+          </w:p>
+        </w:tc>
+        <w:tc>
+          <w:tcPr/>
+          <w:p>
+            <w:pPr>
+              <w:jc w:val="left"/>
+            </w:pPr>
+            <w:r>
+              <w:t xml:space="preserve">Clause 7 (See</w:t>
+            </w:r>
+            <w:r>
+              <w:t xml:space="preserve"> </w:t>
+            </w:r>
+            <w:hyperlink r:id="rId147">
+              <w:r>
+                <w:rPr>
+                  <w:rStyle w:val="Hyperlink"/>
+                </w:rPr>
+                <w:t xml:space="preserve">GitHub</w:t>
+              </w:r>
+            </w:hyperlink>
+            <w:r>
+              <w:t xml:space="preserve">)</w:t>
+            </w:r>
+          </w:p>
+        </w:tc>
+        <w:tc>
+          <w:tcPr/>
+          <w:p>
+            <w:pPr>
+              <w:jc w:val="left"/>
+            </w:pPr>
+            <w:r>
+              <w:t xml:space="preserve">Fast-track 2026-1</w:t>
+            </w:r>
+          </w:p>
+        </w:tc>
+      </w:tr>
     </w:tbl>
-    <w:bookmarkEnd w:id="147"/>
+    <w:bookmarkEnd w:id="148"/>
     <w:sectPr/>
   </w:body>
 </w:document>

--- a/standard/wis2-notification-message-STABLE.docx
+++ b/standard/wis2-notification-message-STABLE.docx
@@ -39,7 +39,7 @@
         <w:pStyle w:val="Date"/>
       </w:pPr>
       <w:r>
-        <w:t xml:space="preserve">2026-06-17</w:t>
+        <w:t xml:space="preserve">2026-07-20</w:t>
       </w:r>
     </w:p>
     <w:p>
@@ -10749,7 +10749,29 @@
         <w:pStyle w:val="FirstParagraph"/>
       </w:pPr>
       <w:r>
-        <w:t xml:space="preserve">Links are used to communicate new data or metadata notifications. Links can also communicate when data or metadata have been deleted or invalidated.</w:t>
+        <w:t xml:space="preserve">Links are used to communicate new data or metadata notifications. Different links are provided for new data instances or updates of already provided data. Links can also communicate when data or metadata have been deleted or invalidated.</w:t>
+      </w:r>
+    </w:p>
+    <w:p>
+      <w:pPr>
+        <w:pStyle w:val="BodyText"/>
+      </w:pPr>
+      <w:r>
+        <w:t xml:space="preserve">Note that additional examples can be found in</w:t>
+      </w:r>
+      <w:r>
+        <w:t xml:space="preserve"> </w:t>
+      </w:r>
+      <w:hyperlink w:anchor="Xde44da0093c53a744ce00b6f22ab13334013d9d">
+        <w:r>
+          <w:rPr>
+            <w:rStyle w:val="Hyperlink"/>
+          </w:rPr>
+          <w:t xml:space="preserve">1.8 Properties / Publication time</w:t>
+        </w:r>
+      </w:hyperlink>
+      <w:r>
+        <w:t xml:space="preserve">.</w:t>
       </w:r>
     </w:p>
     <w:p>
@@ -11695,7 +11717,52 @@
               <w:t xml:space="preserve">deletion</w:t>
             </w:r>
             <w:r>
-              <w:t xml:space="preserve">. These link relations SHALL NOT be combined within a single notification.</w:t>
+              <w:t xml:space="preserve">. These link relations SHALL NOT be combined within a single notification. The</w:t>
+            </w:r>
+            <w:r>
+              <w:t xml:space="preserve"> </w:t>
+            </w:r>
+            <w:r>
+              <w:rPr>
+                <w:rStyle w:val="VerbatimChar"/>
+              </w:rPr>
+              <w:t xml:space="preserve">href</w:t>
+            </w:r>
+            <w:r>
+              <w:t xml:space="preserve"> </w:t>
+            </w:r>
+            <w:r>
+              <w:t xml:space="preserve">property for the link relation value of</w:t>
+            </w:r>
+            <w:r>
+              <w:t xml:space="preserve"> </w:t>
+            </w:r>
+            <w:r>
+              <w:rPr>
+                <w:rStyle w:val="VerbatimChar"/>
+              </w:rPr>
+              <w:t xml:space="preserve">canonical</w:t>
+            </w:r>
+            <w:r>
+              <w:t xml:space="preserve"> </w:t>
+            </w:r>
+            <w:r>
+              <w:t xml:space="preserve">or</w:t>
+            </w:r>
+            <w:r>
+              <w:t xml:space="preserve"> </w:t>
+            </w:r>
+            <w:r>
+              <w:rPr>
+                <w:rStyle w:val="VerbatimChar"/>
+              </w:rPr>
+              <w:t xml:space="preserve">update</w:t>
+            </w:r>
+            <w:r>
+              <w:t xml:space="preserve"> </w:t>
+            </w:r>
+            <w:r>
+              <w:t xml:space="preserve">SHALL uniquely identify the data instance the notification is related to.</w:t>
             </w:r>
           </w:p>
         </w:tc>

--- a/standard/wis2-notification-message-STABLE.docx
+++ b/standard/wis2-notification-message-STABLE.docx
@@ -39,7 +39,7 @@
         <w:pStyle w:val="Date"/>
       </w:pPr>
       <w:r>
-        <w:t xml:space="preserve">2026-07-20</w:t>
+        <w:t xml:space="preserve">2026-08-07</w:t>
       </w:r>
     </w:p>
     <w:p>
@@ -3440,7 +3440,7 @@
               <w:jc w:val="left"/>
             </w:pPr>
             <w:r>
-              <w:t xml:space="preserve">Optional</w:t>
+              <w:t xml:space="preserve">Required</w:t>
             </w:r>
           </w:p>
         </w:tc>

--- a/standard/wis2-notification-message-STABLE.docx
+++ b/standard/wis2-notification-message-STABLE.docx
@@ -39,7 +39,7 @@
         <w:pStyle w:val="Date"/>
       </w:pPr>
       <w:r>
-        <w:t xml:space="preserve">2026-08-07</w:t>
+        <w:t xml:space="preserve">2026-08-11</w:t>
       </w:r>
     </w:p>
     <w:p>
@@ -3440,7 +3440,7 @@
               <w:jc w:val="left"/>
             </w:pPr>
             <w:r>
-              <w:t xml:space="preserve">Required</w:t>
+              <w:t xml:space="preserve">Optional</w:t>
             </w:r>
           </w:p>
         </w:tc>
@@ -10749,29 +10749,7 @@
         <w:pStyle w:val="FirstParagraph"/>
       </w:pPr>
       <w:r>
-        <w:t xml:space="preserve">Links are used to communicate new data or metadata notifications. Different links are provided for new data instances or updates of already provided data. Links can also communicate when data or metadata have been deleted or invalidated.</w:t>
-      </w:r>
-    </w:p>
-    <w:p>
-      <w:pPr>
-        <w:pStyle w:val="BodyText"/>
-      </w:pPr>
-      <w:r>
-        <w:t xml:space="preserve">Note that additional examples can be found in</w:t>
-      </w:r>
-      <w:r>
-        <w:t xml:space="preserve"> </w:t>
-      </w:r>
-      <w:hyperlink w:anchor="Xde44da0093c53a744ce00b6f22ab13334013d9d">
-        <w:r>
-          <w:rPr>
-            <w:rStyle w:val="Hyperlink"/>
-          </w:rPr>
-          <w:t xml:space="preserve">1.8 Properties / Publication time</w:t>
-        </w:r>
-      </w:hyperlink>
-      <w:r>
-        <w:t xml:space="preserve">.</w:t>
+        <w:t xml:space="preserve">Links are used to communicate new data or metadata notifications. Links can also communicate when data or metadata have been deleted or invalidated.</w:t>
       </w:r>
     </w:p>
     <w:p>
@@ -11717,52 +11695,7 @@
               <w:t xml:space="preserve">deletion</w:t>
             </w:r>
             <w:r>
-              <w:t xml:space="preserve">. These link relations SHALL NOT be combined within a single notification. The</w:t>
-            </w:r>
-            <w:r>
-              <w:t xml:space="preserve"> </w:t>
-            </w:r>
-            <w:r>
-              <w:rPr>
-                <w:rStyle w:val="VerbatimChar"/>
-              </w:rPr>
-              <w:t xml:space="preserve">href</w:t>
-            </w:r>
-            <w:r>
-              <w:t xml:space="preserve"> </w:t>
-            </w:r>
-            <w:r>
-              <w:t xml:space="preserve">property for the link relation value of</w:t>
-            </w:r>
-            <w:r>
-              <w:t xml:space="preserve"> </w:t>
-            </w:r>
-            <w:r>
-              <w:rPr>
-                <w:rStyle w:val="VerbatimChar"/>
-              </w:rPr>
-              <w:t xml:space="preserve">canonical</w:t>
-            </w:r>
-            <w:r>
-              <w:t xml:space="preserve"> </w:t>
-            </w:r>
-            <w:r>
-              <w:t xml:space="preserve">or</w:t>
-            </w:r>
-            <w:r>
-              <w:t xml:space="preserve"> </w:t>
-            </w:r>
-            <w:r>
-              <w:rPr>
-                <w:rStyle w:val="VerbatimChar"/>
-              </w:rPr>
-              <w:t xml:space="preserve">update</w:t>
-            </w:r>
-            <w:r>
-              <w:t xml:space="preserve"> </w:t>
-            </w:r>
-            <w:r>
-              <w:t xml:space="preserve">SHALL uniquely identify the data instance the notification is related to.</w:t>
+              <w:t xml:space="preserve">. These link relations SHALL NOT be combined within a single notification.</w:t>
             </w:r>
           </w:p>
         </w:tc>
